--- a/lessons/27/LineFollowerPrepActivity.docx
+++ b/lessons/27/LineFollowerPrepActivity.docx
@@ -1,6 +1,6 @@
 
 <file path=word/document.xml><?xml version="1.0" encoding="utf-8"?>
-<w:document xmlns:wpc="http://schemas.microsoft.com/office/word/2010/wordprocessingCanvas" xmlns:cx="http://schemas.microsoft.com/office/drawing/2014/chartex" xmlns:cx1="http://schemas.microsoft.com/office/drawing/2015/9/8/chartex" xmlns:cx2="http://schemas.microsoft.com/office/drawing/2015/10/21/chartex" xmlns:cx3="http://schemas.microsoft.com/office/drawing/2016/5/9/chartex" xmlns:cx4="http://schemas.microsoft.com/office/drawing/2016/5/10/chartex" xmlns:cx5="http://schemas.microsoft.com/office/drawing/2016/5/11/chartex" xmlns:cx6="http://schemas.microsoft.com/office/drawing/2016/5/12/chartex" xmlns:cx7="http://schemas.microsoft.com/office/drawing/2016/5/13/chartex" xmlns:cx8="http://schemas.microsoft.com/office/drawing/2016/5/14/chartex" xmlns:mc="http://schemas.openxmlformats.org/markup-compatibility/2006" xmlns:aink="http://schemas.microsoft.com/office/drawing/2016/ink" xmlns:am3d="http://schemas.microsoft.com/office/drawing/2017/model3d" xmlns:o="urn:schemas-microsoft-com:office:office" xmlns:r="http://schemas.openxmlformats.org/officeDocument/2006/relationships" xmlns:m="http://schemas.openxmlformats.org/officeDocument/2006/math" xmlns:v="urn:schemas-microsoft-com:vml" xmlns:wp14="http://schemas.microsoft.com/office/word/2010/wordprocessingDrawing" xmlns:wp="http://schemas.openxmlformats.org/drawingml/2006/wordprocessingDrawing" xmlns:w10="urn:schemas-microsoft-com:office:word" xmlns:w="http://schemas.openxmlformats.org/wordprocessingml/2006/main" xmlns:w14="http://schemas.microsoft.com/office/word/2010/wordml" xmlns:w15="http://schemas.microsoft.com/office/word/2012/wordml" xmlns:w16cex="http://schemas.microsoft.com/office/word/2018/wordml/cex" xmlns:w16cid="http://schemas.microsoft.com/office/word/2016/wordml/cid" xmlns:w16="http://schemas.microsoft.com/office/word/2018/wordml" xmlns:w16se="http://schemas.microsoft.com/office/word/2015/wordml/symex" xmlns:wpg="http://schemas.microsoft.com/office/word/2010/wordprocessingGroup" xmlns:wpi="http://schemas.microsoft.com/office/word/2010/wordprocessingInk" xmlns:wne="http://schemas.microsoft.com/office/word/2006/wordml" xmlns:wps="http://schemas.microsoft.com/office/word/2010/wordprocessingShape" mc:Ignorable="w14 w15 w16se w16cid w16 w16cex wp14">
+<w:document xmlns:wpc="http://schemas.microsoft.com/office/word/2010/wordprocessingCanvas" xmlns:cx="http://schemas.microsoft.com/office/drawing/2014/chartex" xmlns:cx1="http://schemas.microsoft.com/office/drawing/2015/9/8/chartex" xmlns:cx2="http://schemas.microsoft.com/office/drawing/2015/10/21/chartex" xmlns:cx3="http://schemas.microsoft.com/office/drawing/2016/5/9/chartex" xmlns:cx4="http://schemas.microsoft.com/office/drawing/2016/5/10/chartex" xmlns:cx5="http://schemas.microsoft.com/office/drawing/2016/5/11/chartex" xmlns:cx6="http://schemas.microsoft.com/office/drawing/2016/5/12/chartex" xmlns:cx7="http://schemas.microsoft.com/office/drawing/2016/5/13/chartex" xmlns:cx8="http://schemas.microsoft.com/office/drawing/2016/5/14/chartex" xmlns:mc="http://schemas.openxmlformats.org/markup-compatibility/2006" xmlns:aink="http://schemas.microsoft.com/office/drawing/2016/ink" xmlns:am3d="http://schemas.microsoft.com/office/drawing/2017/model3d" xmlns:o="urn:schemas-microsoft-com:office:office" xmlns:oel="http://schemas.microsoft.com/office/2019/extlst" xmlns:r="http://schemas.openxmlformats.org/officeDocument/2006/relationships" xmlns:m="http://schemas.openxmlformats.org/officeDocument/2006/math" xmlns:v="urn:schemas-microsoft-com:vml" xmlns:wp14="http://schemas.microsoft.com/office/word/2010/wordprocessingDrawing" xmlns:wp="http://schemas.openxmlformats.org/drawingml/2006/wordprocessingDrawing" xmlns:w10="urn:schemas-microsoft-com:office:word" xmlns:w="http://schemas.openxmlformats.org/wordprocessingml/2006/main" xmlns:w14="http://schemas.microsoft.com/office/word/2010/wordml" xmlns:w15="http://schemas.microsoft.com/office/word/2012/wordml" xmlns:w16cex="http://schemas.microsoft.com/office/word/2018/wordml/cex" xmlns:w16cid="http://schemas.microsoft.com/office/word/2016/wordml/cid" xmlns:w16="http://schemas.microsoft.com/office/word/2018/wordml" xmlns:w16sdtdh="http://schemas.microsoft.com/office/word/2020/wordml/sdtdatahash" xmlns:w16se="http://schemas.microsoft.com/office/word/2015/wordml/symex" xmlns:wpg="http://schemas.microsoft.com/office/word/2010/wordprocessingGroup" xmlns:wpi="http://schemas.microsoft.com/office/word/2010/wordprocessingInk" xmlns:wne="http://schemas.microsoft.com/office/word/2006/wordml" xmlns:wps="http://schemas.microsoft.com/office/word/2010/wordprocessingShape" mc:Ignorable="w14 w15 w16se w16cid w16 w16cex w16sdtdh wp14">
   <w:body>
     <w:p>
       <w:pPr>
@@ -46,7 +46,7 @@
         <w:rPr>
           <w:rFonts w:cs="Cavolini"/>
         </w:rPr>
-        <w:t>1</w:t>
+        <w:t>2</w:t>
       </w:r>
     </w:p>
     <w:p>
@@ -598,10 +598,19 @@
         <w:t>.</w:t>
       </w:r>
       <w:r>
-        <w:t xml:space="preserve"> (Note: there are a significant number</w:t>
-      </w:r>
-      <w:r>
-        <w:t xml:space="preserve"> of unused/not-possible combinations)</w:t>
+        <w:t xml:space="preserve"> </w:t>
+      </w:r>
+      <w:r>
+        <w:t>Enter a complete sentence or sentences in the Ex</w:t>
+      </w:r>
+      <w:r>
+        <w:t xml:space="preserve">planation/Reason column that describes </w:t>
+      </w:r>
+      <w:r>
+        <w:t xml:space="preserve">why you selected the </w:t>
+      </w:r>
+      <w:r>
+        <w:t>Drive State and LED Color for that input combination.</w:t>
       </w:r>
     </w:p>
     <w:p>
@@ -624,7 +633,10 @@
         </w:numPr>
       </w:pPr>
       <w:r>
-        <w:t>The piRover is centered on the line and moving forward</w:t>
+        <w:t xml:space="preserve">The piRover is centered on the line and moving </w:t>
+      </w:r>
+      <w:r>
+        <w:t>forward.</w:t>
       </w:r>
     </w:p>
     <w:p>
@@ -636,10 +648,19 @@
         </w:numPr>
       </w:pPr>
       <w:r>
-        <w:t>The piRover is to</w:t>
-      </w:r>
-      <w:r>
-        <w:t>tally lost the line. The piRover must stop</w:t>
+        <w:t xml:space="preserve">The piRover </w:t>
+      </w:r>
+      <w:r>
+        <w:t>has</w:t>
+      </w:r>
+      <w:r>
+        <w:t xml:space="preserve"> to</w:t>
+      </w:r>
+      <w:r>
+        <w:t xml:space="preserve">tally lost the line. The piRover must </w:t>
+      </w:r>
+      <w:r>
+        <w:t>stop.</w:t>
       </w:r>
     </w:p>
     <w:p>
@@ -657,7 +678,7 @@
         <w:t xml:space="preserve">veers slightly to the </w:t>
       </w:r>
       <w:r>
-        <w:t>left and a correct</w:t>
+        <w:t>left and correct</w:t>
       </w:r>
       <w:r>
         <w:t>ive</w:t>
@@ -681,7 +702,7 @@
         </w:numPr>
       </w:pPr>
       <w:r>
-        <w:t>The piRover veers slightly to the right and a correct</w:t>
+        <w:t>The piRover veers slightly to the right and correct</w:t>
       </w:r>
       <w:r>
         <w:t>ive</w:t>
@@ -705,10 +726,13 @@
         <w:t>The line takes a sli</w:t>
       </w:r>
       <w:r>
-        <w:t>ght turn to the left and a correct</w:t>
-      </w:r>
-      <w:r>
-        <w:t>ive action is required.</w:t>
+        <w:t xml:space="preserve">ght turn to the left and </w:t>
+      </w:r>
+      <w:r>
+        <w:t>corrective</w:t>
+      </w:r>
+      <w:r>
+        <w:t xml:space="preserve"> action is required.</w:t>
       </w:r>
     </w:p>
     <w:p>
@@ -720,7 +744,13 @@
         </w:numPr>
       </w:pPr>
       <w:r>
-        <w:t>The line takes a slight turn to the right and a corrective action is required.</w:t>
+        <w:t xml:space="preserve">The line takes a slight turn to the right and </w:t>
+      </w:r>
+      <w:r>
+        <w:t>corrective</w:t>
+      </w:r>
+      <w:r>
+        <w:t xml:space="preserve"> action is required.</w:t>
       </w:r>
     </w:p>
     <w:p>
@@ -732,7 +762,13 @@
         </w:numPr>
       </w:pPr>
       <w:r>
-        <w:t>The line takes a significant bend to the left and a corrective action is required.</w:t>
+        <w:t xml:space="preserve">The line takes a significant bend to the left and </w:t>
+      </w:r>
+      <w:r>
+        <w:t>corrective</w:t>
+      </w:r>
+      <w:r>
+        <w:t xml:space="preserve"> action is required.</w:t>
       </w:r>
     </w:p>
     <w:p>
@@ -750,7 +786,13 @@
         <w:t xml:space="preserve">significant bend to the </w:t>
       </w:r>
       <w:r>
-        <w:t>right and a corrective action is required.</w:t>
+        <w:t xml:space="preserve">right and </w:t>
+      </w:r>
+      <w:r>
+        <w:t>corrective</w:t>
+      </w:r>
+      <w:r>
+        <w:t xml:space="preserve"> action is required.</w:t>
       </w:r>
     </w:p>
     <w:p>
@@ -1005,16 +1047,14 @@
               </w:rPr>
               <w:t xml:space="preserve">(Stop, Go, </w:t>
             </w:r>
-            <w:proofErr w:type="spellStart"/>
             <w:r>
               <w:rPr>
                 <w:rFonts w:cs="Cavolini"/>
                 <w:b/>
                 <w:bCs/>
               </w:rPr>
-              <w:t>etc</w:t>
-            </w:r>
-            <w:proofErr w:type="spellEnd"/>
+              <w:t>etc.</w:t>
+            </w:r>
             <w:r>
               <w:rPr>
                 <w:rFonts w:cs="Cavolini"/>
@@ -3278,7 +3318,13 @@
         <w:ind w:left="0"/>
       </w:pPr>
       <w:r>
-        <w:t>Use prior lessons and links to review the piRover controller board hardware. Determine which GPIO pins are connect to the line follower sensors. Record your findings below.</w:t>
+        <w:t xml:space="preserve">Use prior lessons and links to review the piRover controller board hardware. Determine which GPIO pins are </w:t>
+      </w:r>
+      <w:r>
+        <w:t>connected</w:t>
+      </w:r>
+      <w:r>
+        <w:t xml:space="preserve"> to the line follower sensors. Record your findings below.</w:t>
       </w:r>
       <w:r>
         <w:t xml:space="preserve"> See prior </w:t>
@@ -3800,7 +3846,7 @@
 </file>
 
 <file path=word/endnotes.xml><?xml version="1.0" encoding="utf-8"?>
-<w:endnotes xmlns:wpc="http://schemas.microsoft.com/office/word/2010/wordprocessingCanvas" xmlns:cx="http://schemas.microsoft.com/office/drawing/2014/chartex" xmlns:cx1="http://schemas.microsoft.com/office/drawing/2015/9/8/chartex" xmlns:cx2="http://schemas.microsoft.com/office/drawing/2015/10/21/chartex" xmlns:cx3="http://schemas.microsoft.com/office/drawing/2016/5/9/chartex" xmlns:cx4="http://schemas.microsoft.com/office/drawing/2016/5/10/chartex" xmlns:cx5="http://schemas.microsoft.com/office/drawing/2016/5/11/chartex" xmlns:cx6="http://schemas.microsoft.com/office/drawing/2016/5/12/chartex" xmlns:cx7="http://schemas.microsoft.com/office/drawing/2016/5/13/chartex" xmlns:cx8="http://schemas.microsoft.com/office/drawing/2016/5/14/chartex" xmlns:mc="http://schemas.openxmlformats.org/markup-compatibility/2006" xmlns:aink="http://schemas.microsoft.com/office/drawing/2016/ink" xmlns:am3d="http://schemas.microsoft.com/office/drawing/2017/model3d" xmlns:o="urn:schemas-microsoft-com:office:office" xmlns:r="http://schemas.openxmlformats.org/officeDocument/2006/relationships" xmlns:m="http://schemas.openxmlformats.org/officeDocument/2006/math" xmlns:v="urn:schemas-microsoft-com:vml" xmlns:wp14="http://schemas.microsoft.com/office/word/2010/wordprocessingDrawing" xmlns:wp="http://schemas.openxmlformats.org/drawingml/2006/wordprocessingDrawing" xmlns:w10="urn:schemas-microsoft-com:office:word" xmlns:w="http://schemas.openxmlformats.org/wordprocessingml/2006/main" xmlns:w14="http://schemas.microsoft.com/office/word/2010/wordml" xmlns:w15="http://schemas.microsoft.com/office/word/2012/wordml" xmlns:w16cex="http://schemas.microsoft.com/office/word/2018/wordml/cex" xmlns:w16cid="http://schemas.microsoft.com/office/word/2016/wordml/cid" xmlns:w16="http://schemas.microsoft.com/office/word/2018/wordml" xmlns:w16se="http://schemas.microsoft.com/office/word/2015/wordml/symex" xmlns:wpg="http://schemas.microsoft.com/office/word/2010/wordprocessingGroup" xmlns:wpi="http://schemas.microsoft.com/office/word/2010/wordprocessingInk" xmlns:wne="http://schemas.microsoft.com/office/word/2006/wordml" xmlns:wps="http://schemas.microsoft.com/office/word/2010/wordprocessingShape" mc:Ignorable="w14 w15 w16se w16cid w16 w16cex wp14">
+<w:endnotes xmlns:wpc="http://schemas.microsoft.com/office/word/2010/wordprocessingCanvas" xmlns:cx="http://schemas.microsoft.com/office/drawing/2014/chartex" xmlns:cx1="http://schemas.microsoft.com/office/drawing/2015/9/8/chartex" xmlns:cx2="http://schemas.microsoft.com/office/drawing/2015/10/21/chartex" xmlns:cx3="http://schemas.microsoft.com/office/drawing/2016/5/9/chartex" xmlns:cx4="http://schemas.microsoft.com/office/drawing/2016/5/10/chartex" xmlns:cx5="http://schemas.microsoft.com/office/drawing/2016/5/11/chartex" xmlns:cx6="http://schemas.microsoft.com/office/drawing/2016/5/12/chartex" xmlns:cx7="http://schemas.microsoft.com/office/drawing/2016/5/13/chartex" xmlns:cx8="http://schemas.microsoft.com/office/drawing/2016/5/14/chartex" xmlns:mc="http://schemas.openxmlformats.org/markup-compatibility/2006" xmlns:aink="http://schemas.microsoft.com/office/drawing/2016/ink" xmlns:am3d="http://schemas.microsoft.com/office/drawing/2017/model3d" xmlns:o="urn:schemas-microsoft-com:office:office" xmlns:oel="http://schemas.microsoft.com/office/2019/extlst" xmlns:r="http://schemas.openxmlformats.org/officeDocument/2006/relationships" xmlns:m="http://schemas.openxmlformats.org/officeDocument/2006/math" xmlns:v="urn:schemas-microsoft-com:vml" xmlns:wp14="http://schemas.microsoft.com/office/word/2010/wordprocessingDrawing" xmlns:wp="http://schemas.openxmlformats.org/drawingml/2006/wordprocessingDrawing" xmlns:w10="urn:schemas-microsoft-com:office:word" xmlns:w="http://schemas.openxmlformats.org/wordprocessingml/2006/main" xmlns:w14="http://schemas.microsoft.com/office/word/2010/wordml" xmlns:w15="http://schemas.microsoft.com/office/word/2012/wordml" xmlns:w16cex="http://schemas.microsoft.com/office/word/2018/wordml/cex" xmlns:w16cid="http://schemas.microsoft.com/office/word/2016/wordml/cid" xmlns:w16="http://schemas.microsoft.com/office/word/2018/wordml" xmlns:w16sdtdh="http://schemas.microsoft.com/office/word/2020/wordml/sdtdatahash" xmlns:w16se="http://schemas.microsoft.com/office/word/2015/wordml/symex" xmlns:wpg="http://schemas.microsoft.com/office/word/2010/wordprocessingGroup" xmlns:wpi="http://schemas.microsoft.com/office/word/2010/wordprocessingInk" xmlns:wne="http://schemas.microsoft.com/office/word/2006/wordml" xmlns:wps="http://schemas.microsoft.com/office/word/2010/wordprocessingShape" mc:Ignorable="w14 w15 w16se w16cid w16 w16cex w16sdtdh wp14">
   <w:endnote w:type="separator" w:id="-1">
     <w:p>
       <w:pPr>
@@ -3825,7 +3871,7 @@
 </file>
 
 <file path=word/footer1.xml><?xml version="1.0" encoding="utf-8"?>
-<w:ftr xmlns:wpc="http://schemas.microsoft.com/office/word/2010/wordprocessingCanvas" xmlns:cx="http://schemas.microsoft.com/office/drawing/2014/chartex" xmlns:cx1="http://schemas.microsoft.com/office/drawing/2015/9/8/chartex" xmlns:cx2="http://schemas.microsoft.com/office/drawing/2015/10/21/chartex" xmlns:cx3="http://schemas.microsoft.com/office/drawing/2016/5/9/chartex" xmlns:cx4="http://schemas.microsoft.com/office/drawing/2016/5/10/chartex" xmlns:cx5="http://schemas.microsoft.com/office/drawing/2016/5/11/chartex" xmlns:cx6="http://schemas.microsoft.com/office/drawing/2016/5/12/chartex" xmlns:cx7="http://schemas.microsoft.com/office/drawing/2016/5/13/chartex" xmlns:cx8="http://schemas.microsoft.com/office/drawing/2016/5/14/chartex" xmlns:mc="http://schemas.openxmlformats.org/markup-compatibility/2006" xmlns:aink="http://schemas.microsoft.com/office/drawing/2016/ink" xmlns:am3d="http://schemas.microsoft.com/office/drawing/2017/model3d" xmlns:o="urn:schemas-microsoft-com:office:office" xmlns:r="http://schemas.openxmlformats.org/officeDocument/2006/relationships" xmlns:m="http://schemas.openxmlformats.org/officeDocument/2006/math" xmlns:v="urn:schemas-microsoft-com:vml" xmlns:wp14="http://schemas.microsoft.com/office/word/2010/wordprocessingDrawing" xmlns:wp="http://schemas.openxmlformats.org/drawingml/2006/wordprocessingDrawing" xmlns:w10="urn:schemas-microsoft-com:office:word" xmlns:w="http://schemas.openxmlformats.org/wordprocessingml/2006/main" xmlns:w14="http://schemas.microsoft.com/office/word/2010/wordml" xmlns:w15="http://schemas.microsoft.com/office/word/2012/wordml" xmlns:w16cex="http://schemas.microsoft.com/office/word/2018/wordml/cex" xmlns:w16cid="http://schemas.microsoft.com/office/word/2016/wordml/cid" xmlns:w16="http://schemas.microsoft.com/office/word/2018/wordml" xmlns:w16se="http://schemas.microsoft.com/office/word/2015/wordml/symex" xmlns:wpg="http://schemas.microsoft.com/office/word/2010/wordprocessingGroup" xmlns:wpi="http://schemas.microsoft.com/office/word/2010/wordprocessingInk" xmlns:wne="http://schemas.microsoft.com/office/word/2006/wordml" xmlns:wps="http://schemas.microsoft.com/office/word/2010/wordprocessingShape" mc:Ignorable="w14 w15 w16se w16cid w16 w16cex wp14">
+<w:ftr xmlns:wpc="http://schemas.microsoft.com/office/word/2010/wordprocessingCanvas" xmlns:cx="http://schemas.microsoft.com/office/drawing/2014/chartex" xmlns:cx1="http://schemas.microsoft.com/office/drawing/2015/9/8/chartex" xmlns:cx2="http://schemas.microsoft.com/office/drawing/2015/10/21/chartex" xmlns:cx3="http://schemas.microsoft.com/office/drawing/2016/5/9/chartex" xmlns:cx4="http://schemas.microsoft.com/office/drawing/2016/5/10/chartex" xmlns:cx5="http://schemas.microsoft.com/office/drawing/2016/5/11/chartex" xmlns:cx6="http://schemas.microsoft.com/office/drawing/2016/5/12/chartex" xmlns:cx7="http://schemas.microsoft.com/office/drawing/2016/5/13/chartex" xmlns:cx8="http://schemas.microsoft.com/office/drawing/2016/5/14/chartex" xmlns:mc="http://schemas.openxmlformats.org/markup-compatibility/2006" xmlns:aink="http://schemas.microsoft.com/office/drawing/2016/ink" xmlns:am3d="http://schemas.microsoft.com/office/drawing/2017/model3d" xmlns:o="urn:schemas-microsoft-com:office:office" xmlns:oel="http://schemas.microsoft.com/office/2019/extlst" xmlns:r="http://schemas.openxmlformats.org/officeDocument/2006/relationships" xmlns:m="http://schemas.openxmlformats.org/officeDocument/2006/math" xmlns:v="urn:schemas-microsoft-com:vml" xmlns:wp14="http://schemas.microsoft.com/office/word/2010/wordprocessingDrawing" xmlns:wp="http://schemas.openxmlformats.org/drawingml/2006/wordprocessingDrawing" xmlns:w10="urn:schemas-microsoft-com:office:word" xmlns:w="http://schemas.openxmlformats.org/wordprocessingml/2006/main" xmlns:w14="http://schemas.microsoft.com/office/word/2010/wordml" xmlns:w15="http://schemas.microsoft.com/office/word/2012/wordml" xmlns:w16cex="http://schemas.microsoft.com/office/word/2018/wordml/cex" xmlns:w16cid="http://schemas.microsoft.com/office/word/2016/wordml/cid" xmlns:w16="http://schemas.microsoft.com/office/word/2018/wordml" xmlns:w16sdtdh="http://schemas.microsoft.com/office/word/2020/wordml/sdtdatahash" xmlns:w16se="http://schemas.microsoft.com/office/word/2015/wordml/symex" xmlns:wpg="http://schemas.microsoft.com/office/word/2010/wordprocessingGroup" xmlns:wpi="http://schemas.microsoft.com/office/word/2010/wordprocessingInk" xmlns:wne="http://schemas.microsoft.com/office/word/2006/wordml" xmlns:wps="http://schemas.microsoft.com/office/word/2010/wordprocessingShape" mc:Ignorable="w14 w15 w16se w16cid w16 w16cex w16sdtdh wp14">
   <w:sdt>
     <w:sdtPr>
       <w:id w:val="973801655"/>
@@ -3894,7 +3940,7 @@
 </file>
 
 <file path=word/footnotes.xml><?xml version="1.0" encoding="utf-8"?>
-<w:footnotes xmlns:wpc="http://schemas.microsoft.com/office/word/2010/wordprocessingCanvas" xmlns:cx="http://schemas.microsoft.com/office/drawing/2014/chartex" xmlns:cx1="http://schemas.microsoft.com/office/drawing/2015/9/8/chartex" xmlns:cx2="http://schemas.microsoft.com/office/drawing/2015/10/21/chartex" xmlns:cx3="http://schemas.microsoft.com/office/drawing/2016/5/9/chartex" xmlns:cx4="http://schemas.microsoft.com/office/drawing/2016/5/10/chartex" xmlns:cx5="http://schemas.microsoft.com/office/drawing/2016/5/11/chartex" xmlns:cx6="http://schemas.microsoft.com/office/drawing/2016/5/12/chartex" xmlns:cx7="http://schemas.microsoft.com/office/drawing/2016/5/13/chartex" xmlns:cx8="http://schemas.microsoft.com/office/drawing/2016/5/14/chartex" xmlns:mc="http://schemas.openxmlformats.org/markup-compatibility/2006" xmlns:aink="http://schemas.microsoft.com/office/drawing/2016/ink" xmlns:am3d="http://schemas.microsoft.com/office/drawing/2017/model3d" xmlns:o="urn:schemas-microsoft-com:office:office" xmlns:r="http://schemas.openxmlformats.org/officeDocument/2006/relationships" xmlns:m="http://schemas.openxmlformats.org/officeDocument/2006/math" xmlns:v="urn:schemas-microsoft-com:vml" xmlns:wp14="http://schemas.microsoft.com/office/word/2010/wordprocessingDrawing" xmlns:wp="http://schemas.openxmlformats.org/drawingml/2006/wordprocessingDrawing" xmlns:w10="urn:schemas-microsoft-com:office:word" xmlns:w="http://schemas.openxmlformats.org/wordprocessingml/2006/main" xmlns:w14="http://schemas.microsoft.com/office/word/2010/wordml" xmlns:w15="http://schemas.microsoft.com/office/word/2012/wordml" xmlns:w16cex="http://schemas.microsoft.com/office/word/2018/wordml/cex" xmlns:w16cid="http://schemas.microsoft.com/office/word/2016/wordml/cid" xmlns:w16="http://schemas.microsoft.com/office/word/2018/wordml" xmlns:w16se="http://schemas.microsoft.com/office/word/2015/wordml/symex" xmlns:wpg="http://schemas.microsoft.com/office/word/2010/wordprocessingGroup" xmlns:wpi="http://schemas.microsoft.com/office/word/2010/wordprocessingInk" xmlns:wne="http://schemas.microsoft.com/office/word/2006/wordml" xmlns:wps="http://schemas.microsoft.com/office/word/2010/wordprocessingShape" mc:Ignorable="w14 w15 w16se w16cid w16 w16cex wp14">
+<w:footnotes xmlns:wpc="http://schemas.microsoft.com/office/word/2010/wordprocessingCanvas" xmlns:cx="http://schemas.microsoft.com/office/drawing/2014/chartex" xmlns:cx1="http://schemas.microsoft.com/office/drawing/2015/9/8/chartex" xmlns:cx2="http://schemas.microsoft.com/office/drawing/2015/10/21/chartex" xmlns:cx3="http://schemas.microsoft.com/office/drawing/2016/5/9/chartex" xmlns:cx4="http://schemas.microsoft.com/office/drawing/2016/5/10/chartex" xmlns:cx5="http://schemas.microsoft.com/office/drawing/2016/5/11/chartex" xmlns:cx6="http://schemas.microsoft.com/office/drawing/2016/5/12/chartex" xmlns:cx7="http://schemas.microsoft.com/office/drawing/2016/5/13/chartex" xmlns:cx8="http://schemas.microsoft.com/office/drawing/2016/5/14/chartex" xmlns:mc="http://schemas.openxmlformats.org/markup-compatibility/2006" xmlns:aink="http://schemas.microsoft.com/office/drawing/2016/ink" xmlns:am3d="http://schemas.microsoft.com/office/drawing/2017/model3d" xmlns:o="urn:schemas-microsoft-com:office:office" xmlns:oel="http://schemas.microsoft.com/office/2019/extlst" xmlns:r="http://schemas.openxmlformats.org/officeDocument/2006/relationships" xmlns:m="http://schemas.openxmlformats.org/officeDocument/2006/math" xmlns:v="urn:schemas-microsoft-com:vml" xmlns:wp14="http://schemas.microsoft.com/office/word/2010/wordprocessingDrawing" xmlns:wp="http://schemas.openxmlformats.org/drawingml/2006/wordprocessingDrawing" xmlns:w10="urn:schemas-microsoft-com:office:word" xmlns:w="http://schemas.openxmlformats.org/wordprocessingml/2006/main" xmlns:w14="http://schemas.microsoft.com/office/word/2010/wordml" xmlns:w15="http://schemas.microsoft.com/office/word/2012/wordml" xmlns:w16cex="http://schemas.microsoft.com/office/word/2018/wordml/cex" xmlns:w16cid="http://schemas.microsoft.com/office/word/2016/wordml/cid" xmlns:w16="http://schemas.microsoft.com/office/word/2018/wordml" xmlns:w16sdtdh="http://schemas.microsoft.com/office/word/2020/wordml/sdtdatahash" xmlns:w16se="http://schemas.microsoft.com/office/word/2015/wordml/symex" xmlns:wpg="http://schemas.microsoft.com/office/word/2010/wordprocessingGroup" xmlns:wpi="http://schemas.microsoft.com/office/word/2010/wordprocessingInk" xmlns:wne="http://schemas.microsoft.com/office/word/2006/wordml" xmlns:wps="http://schemas.microsoft.com/office/word/2010/wordprocessingShape" mc:Ignorable="w14 w15 w16se w16cid w16 w16cex w16sdtdh wp14">
   <w:footnote w:type="separator" w:id="-1">
     <w:p>
       <w:pPr>
@@ -3919,7 +3965,7 @@
 </file>
 
 <file path=word/header1.xml><?xml version="1.0" encoding="utf-8"?>
-<w:hdr xmlns:wpc="http://schemas.microsoft.com/office/word/2010/wordprocessingCanvas" xmlns:cx="http://schemas.microsoft.com/office/drawing/2014/chartex" xmlns:cx1="http://schemas.microsoft.com/office/drawing/2015/9/8/chartex" xmlns:cx2="http://schemas.microsoft.com/office/drawing/2015/10/21/chartex" xmlns:cx3="http://schemas.microsoft.com/office/drawing/2016/5/9/chartex" xmlns:cx4="http://schemas.microsoft.com/office/drawing/2016/5/10/chartex" xmlns:cx5="http://schemas.microsoft.com/office/drawing/2016/5/11/chartex" xmlns:cx6="http://schemas.microsoft.com/office/drawing/2016/5/12/chartex" xmlns:cx7="http://schemas.microsoft.com/office/drawing/2016/5/13/chartex" xmlns:cx8="http://schemas.microsoft.com/office/drawing/2016/5/14/chartex" xmlns:mc="http://schemas.openxmlformats.org/markup-compatibility/2006" xmlns:aink="http://schemas.microsoft.com/office/drawing/2016/ink" xmlns:am3d="http://schemas.microsoft.com/office/drawing/2017/model3d" xmlns:o="urn:schemas-microsoft-com:office:office" xmlns:r="http://schemas.openxmlformats.org/officeDocument/2006/relationships" xmlns:m="http://schemas.openxmlformats.org/officeDocument/2006/math" xmlns:v="urn:schemas-microsoft-com:vml" xmlns:wp14="http://schemas.microsoft.com/office/word/2010/wordprocessingDrawing" xmlns:wp="http://schemas.openxmlformats.org/drawingml/2006/wordprocessingDrawing" xmlns:w10="urn:schemas-microsoft-com:office:word" xmlns:w="http://schemas.openxmlformats.org/wordprocessingml/2006/main" xmlns:w14="http://schemas.microsoft.com/office/word/2010/wordml" xmlns:w15="http://schemas.microsoft.com/office/word/2012/wordml" xmlns:w16cex="http://schemas.microsoft.com/office/word/2018/wordml/cex" xmlns:w16cid="http://schemas.microsoft.com/office/word/2016/wordml/cid" xmlns:w16="http://schemas.microsoft.com/office/word/2018/wordml" xmlns:w16se="http://schemas.microsoft.com/office/word/2015/wordml/symex" xmlns:wpg="http://schemas.microsoft.com/office/word/2010/wordprocessingGroup" xmlns:wpi="http://schemas.microsoft.com/office/word/2010/wordprocessingInk" xmlns:wne="http://schemas.microsoft.com/office/word/2006/wordml" xmlns:wps="http://schemas.microsoft.com/office/word/2010/wordprocessingShape" mc:Ignorable="w14 w15 w16se w16cid w16 w16cex wp14">
+<w:hdr xmlns:wpc="http://schemas.microsoft.com/office/word/2010/wordprocessingCanvas" xmlns:cx="http://schemas.microsoft.com/office/drawing/2014/chartex" xmlns:cx1="http://schemas.microsoft.com/office/drawing/2015/9/8/chartex" xmlns:cx2="http://schemas.microsoft.com/office/drawing/2015/10/21/chartex" xmlns:cx3="http://schemas.microsoft.com/office/drawing/2016/5/9/chartex" xmlns:cx4="http://schemas.microsoft.com/office/drawing/2016/5/10/chartex" xmlns:cx5="http://schemas.microsoft.com/office/drawing/2016/5/11/chartex" xmlns:cx6="http://schemas.microsoft.com/office/drawing/2016/5/12/chartex" xmlns:cx7="http://schemas.microsoft.com/office/drawing/2016/5/13/chartex" xmlns:cx8="http://schemas.microsoft.com/office/drawing/2016/5/14/chartex" xmlns:mc="http://schemas.openxmlformats.org/markup-compatibility/2006" xmlns:aink="http://schemas.microsoft.com/office/drawing/2016/ink" xmlns:am3d="http://schemas.microsoft.com/office/drawing/2017/model3d" xmlns:o="urn:schemas-microsoft-com:office:office" xmlns:oel="http://schemas.microsoft.com/office/2019/extlst" xmlns:r="http://schemas.openxmlformats.org/officeDocument/2006/relationships" xmlns:m="http://schemas.openxmlformats.org/officeDocument/2006/math" xmlns:v="urn:schemas-microsoft-com:vml" xmlns:wp14="http://schemas.microsoft.com/office/word/2010/wordprocessingDrawing" xmlns:wp="http://schemas.openxmlformats.org/drawingml/2006/wordprocessingDrawing" xmlns:w10="urn:schemas-microsoft-com:office:word" xmlns:w="http://schemas.openxmlformats.org/wordprocessingml/2006/main" xmlns:w14="http://schemas.microsoft.com/office/word/2010/wordml" xmlns:w15="http://schemas.microsoft.com/office/word/2012/wordml" xmlns:w16cex="http://schemas.microsoft.com/office/word/2018/wordml/cex" xmlns:w16cid="http://schemas.microsoft.com/office/word/2016/wordml/cid" xmlns:w16="http://schemas.microsoft.com/office/word/2018/wordml" xmlns:w16sdtdh="http://schemas.microsoft.com/office/word/2020/wordml/sdtdatahash" xmlns:w16se="http://schemas.microsoft.com/office/word/2015/wordml/symex" xmlns:wpg="http://schemas.microsoft.com/office/word/2010/wordprocessingGroup" xmlns:wpi="http://schemas.microsoft.com/office/word/2010/wordprocessingInk" xmlns:wne="http://schemas.microsoft.com/office/word/2006/wordml" xmlns:wps="http://schemas.microsoft.com/office/word/2010/wordprocessingShape" mc:Ignorable="w14 w15 w16se w16cid w16 w16cex w16sdtdh wp14">
   <w:p>
     <w:pPr>
       <w:pStyle w:val="Heading1"/>
@@ -3939,7 +3985,7 @@
 </file>
 
 <file path=word/numbering.xml><?xml version="1.0" encoding="utf-8"?>
-<w:numbering xmlns:wpc="http://schemas.microsoft.com/office/word/2010/wordprocessingCanvas" xmlns:cx="http://schemas.microsoft.com/office/drawing/2014/chartex" xmlns:cx1="http://schemas.microsoft.com/office/drawing/2015/9/8/chartex" xmlns:cx2="http://schemas.microsoft.com/office/drawing/2015/10/21/chartex" xmlns:cx3="http://schemas.microsoft.com/office/drawing/2016/5/9/chartex" xmlns:cx4="http://schemas.microsoft.com/office/drawing/2016/5/10/chartex" xmlns:cx5="http://schemas.microsoft.com/office/drawing/2016/5/11/chartex" xmlns:cx6="http://schemas.microsoft.com/office/drawing/2016/5/12/chartex" xmlns:cx7="http://schemas.microsoft.com/office/drawing/2016/5/13/chartex" xmlns:cx8="http://schemas.microsoft.com/office/drawing/2016/5/14/chartex" xmlns:mc="http://schemas.openxmlformats.org/markup-compatibility/2006" xmlns:aink="http://schemas.microsoft.com/office/drawing/2016/ink" xmlns:am3d="http://schemas.microsoft.com/office/drawing/2017/model3d" xmlns:o="urn:schemas-microsoft-com:office:office" xmlns:r="http://schemas.openxmlformats.org/officeDocument/2006/relationships" xmlns:m="http://schemas.openxmlformats.org/officeDocument/2006/math" xmlns:v="urn:schemas-microsoft-com:vml" xmlns:wp14="http://schemas.microsoft.com/office/word/2010/wordprocessingDrawing" xmlns:wp="http://schemas.openxmlformats.org/drawingml/2006/wordprocessingDrawing" xmlns:w10="urn:schemas-microsoft-com:office:word" xmlns:w="http://schemas.openxmlformats.org/wordprocessingml/2006/main" xmlns:w14="http://schemas.microsoft.com/office/word/2010/wordml" xmlns:w15="http://schemas.microsoft.com/office/word/2012/wordml" xmlns:w16cex="http://schemas.microsoft.com/office/word/2018/wordml/cex" xmlns:w16cid="http://schemas.microsoft.com/office/word/2016/wordml/cid" xmlns:w16="http://schemas.microsoft.com/office/word/2018/wordml" xmlns:w16se="http://schemas.microsoft.com/office/word/2015/wordml/symex" xmlns:wpg="http://schemas.microsoft.com/office/word/2010/wordprocessingGroup" xmlns:wpi="http://schemas.microsoft.com/office/word/2010/wordprocessingInk" xmlns:wne="http://schemas.microsoft.com/office/word/2006/wordml" xmlns:wps="http://schemas.microsoft.com/office/word/2010/wordprocessingShape" mc:Ignorable="w14 w15 w16se w16cid w16 w16cex wp14">
+<w:numbering xmlns:wpc="http://schemas.microsoft.com/office/word/2010/wordprocessingCanvas" xmlns:cx="http://schemas.microsoft.com/office/drawing/2014/chartex" xmlns:cx1="http://schemas.microsoft.com/office/drawing/2015/9/8/chartex" xmlns:cx2="http://schemas.microsoft.com/office/drawing/2015/10/21/chartex" xmlns:cx3="http://schemas.microsoft.com/office/drawing/2016/5/9/chartex" xmlns:cx4="http://schemas.microsoft.com/office/drawing/2016/5/10/chartex" xmlns:cx5="http://schemas.microsoft.com/office/drawing/2016/5/11/chartex" xmlns:cx6="http://schemas.microsoft.com/office/drawing/2016/5/12/chartex" xmlns:cx7="http://schemas.microsoft.com/office/drawing/2016/5/13/chartex" xmlns:cx8="http://schemas.microsoft.com/office/drawing/2016/5/14/chartex" xmlns:mc="http://schemas.openxmlformats.org/markup-compatibility/2006" xmlns:aink="http://schemas.microsoft.com/office/drawing/2016/ink" xmlns:am3d="http://schemas.microsoft.com/office/drawing/2017/model3d" xmlns:o="urn:schemas-microsoft-com:office:office" xmlns:oel="http://schemas.microsoft.com/office/2019/extlst" xmlns:r="http://schemas.openxmlformats.org/officeDocument/2006/relationships" xmlns:m="http://schemas.openxmlformats.org/officeDocument/2006/math" xmlns:v="urn:schemas-microsoft-com:vml" xmlns:wp14="http://schemas.microsoft.com/office/word/2010/wordprocessingDrawing" xmlns:wp="http://schemas.openxmlformats.org/drawingml/2006/wordprocessingDrawing" xmlns:w10="urn:schemas-microsoft-com:office:word" xmlns:w="http://schemas.openxmlformats.org/wordprocessingml/2006/main" xmlns:w14="http://schemas.microsoft.com/office/word/2010/wordml" xmlns:w15="http://schemas.microsoft.com/office/word/2012/wordml" xmlns:w16cex="http://schemas.microsoft.com/office/word/2018/wordml/cex" xmlns:w16cid="http://schemas.microsoft.com/office/word/2016/wordml/cid" xmlns:w16="http://schemas.microsoft.com/office/word/2018/wordml" xmlns:w16sdtdh="http://schemas.microsoft.com/office/word/2020/wordml/sdtdatahash" xmlns:w16se="http://schemas.microsoft.com/office/word/2015/wordml/symex" xmlns:wpg="http://schemas.microsoft.com/office/word/2010/wordprocessingGroup" xmlns:wpi="http://schemas.microsoft.com/office/word/2010/wordprocessingInk" xmlns:wne="http://schemas.microsoft.com/office/word/2006/wordml" xmlns:wps="http://schemas.microsoft.com/office/word/2010/wordprocessingShape" mc:Ignorable="w14 w15 w16se w16cid w16 w16cex w16sdtdh wp14">
   <w:abstractNum w:abstractNumId="0" w15:restartNumberingAfterBreak="0">
     <w:nsid w:val="0836350C"/>
     <w:multiLevelType w:val="hybridMultilevel"/>
@@ -6803,79 +6849,79 @@
       </w:pPr>
     </w:lvl>
   </w:abstractNum>
-  <w:num w:numId="1">
+  <w:num w:numId="1" w16cid:durableId="1632007441">
     <w:abstractNumId w:val="4"/>
   </w:num>
-  <w:num w:numId="2">
+  <w:num w:numId="2" w16cid:durableId="669717200">
     <w:abstractNumId w:val="5"/>
   </w:num>
-  <w:num w:numId="3">
+  <w:num w:numId="3" w16cid:durableId="640160046">
     <w:abstractNumId w:val="13"/>
   </w:num>
-  <w:num w:numId="4">
+  <w:num w:numId="4" w16cid:durableId="425543482">
     <w:abstractNumId w:val="28"/>
   </w:num>
-  <w:num w:numId="5">
+  <w:num w:numId="5" w16cid:durableId="94981816">
     <w:abstractNumId w:val="3"/>
   </w:num>
-  <w:num w:numId="6">
+  <w:num w:numId="6" w16cid:durableId="99766921">
     <w:abstractNumId w:val="23"/>
   </w:num>
-  <w:num w:numId="7">
+  <w:num w:numId="7" w16cid:durableId="1913201618">
     <w:abstractNumId w:val="17"/>
   </w:num>
-  <w:num w:numId="8">
+  <w:num w:numId="8" w16cid:durableId="15011524">
     <w:abstractNumId w:val="24"/>
   </w:num>
-  <w:num w:numId="9">
+  <w:num w:numId="9" w16cid:durableId="559287678">
     <w:abstractNumId w:val="25"/>
   </w:num>
-  <w:num w:numId="10">
+  <w:num w:numId="10" w16cid:durableId="1438523734">
     <w:abstractNumId w:val="29"/>
   </w:num>
-  <w:num w:numId="11">
+  <w:num w:numId="11" w16cid:durableId="632902950">
     <w:abstractNumId w:val="1"/>
   </w:num>
-  <w:num w:numId="12">
+  <w:num w:numId="12" w16cid:durableId="1492024491">
     <w:abstractNumId w:val="6"/>
   </w:num>
-  <w:num w:numId="13">
+  <w:num w:numId="13" w16cid:durableId="179706818">
     <w:abstractNumId w:val="2"/>
   </w:num>
-  <w:num w:numId="14">
+  <w:num w:numId="14" w16cid:durableId="1048336732">
     <w:abstractNumId w:val="12"/>
   </w:num>
-  <w:num w:numId="15">
+  <w:num w:numId="15" w16cid:durableId="639506082">
     <w:abstractNumId w:val="27"/>
   </w:num>
-  <w:num w:numId="16">
+  <w:num w:numId="16" w16cid:durableId="520971159">
     <w:abstractNumId w:val="10"/>
   </w:num>
-  <w:num w:numId="17">
+  <w:num w:numId="17" w16cid:durableId="331875160">
     <w:abstractNumId w:val="15"/>
   </w:num>
-  <w:num w:numId="18">
+  <w:num w:numId="18" w16cid:durableId="575280868">
     <w:abstractNumId w:val="31"/>
   </w:num>
-  <w:num w:numId="19">
+  <w:num w:numId="19" w16cid:durableId="134299833">
     <w:abstractNumId w:val="26"/>
   </w:num>
-  <w:num w:numId="20">
+  <w:num w:numId="20" w16cid:durableId="1025204865">
     <w:abstractNumId w:val="21"/>
   </w:num>
-  <w:num w:numId="21">
+  <w:num w:numId="21" w16cid:durableId="1755667456">
     <w:abstractNumId w:val="11"/>
   </w:num>
-  <w:num w:numId="22">
+  <w:num w:numId="22" w16cid:durableId="1595164325">
     <w:abstractNumId w:val="16"/>
   </w:num>
-  <w:num w:numId="23">
+  <w:num w:numId="23" w16cid:durableId="717170241">
     <w:abstractNumId w:val="18"/>
   </w:num>
-  <w:num w:numId="24">
+  <w:num w:numId="24" w16cid:durableId="1269462735">
     <w:abstractNumId w:val="22"/>
   </w:num>
-  <w:num w:numId="25">
+  <w:num w:numId="25" w16cid:durableId="1419516712">
     <w:abstractNumId w:val="1"/>
     <w:lvlOverride w:ilvl="0">
       <w:startOverride w:val="1"/>
@@ -6905,35 +6951,35 @@
       <w:startOverride w:val="1"/>
     </w:lvlOverride>
   </w:num>
-  <w:num w:numId="26">
+  <w:num w:numId="26" w16cid:durableId="645937633">
     <w:abstractNumId w:val="19"/>
   </w:num>
-  <w:num w:numId="27">
+  <w:num w:numId="27" w16cid:durableId="753555696">
     <w:abstractNumId w:val="7"/>
   </w:num>
-  <w:num w:numId="28">
+  <w:num w:numId="28" w16cid:durableId="402029587">
     <w:abstractNumId w:val="20"/>
   </w:num>
-  <w:num w:numId="29">
+  <w:num w:numId="29" w16cid:durableId="1735160420">
     <w:abstractNumId w:val="8"/>
   </w:num>
-  <w:num w:numId="30">
+  <w:num w:numId="30" w16cid:durableId="401874694">
     <w:abstractNumId w:val="9"/>
   </w:num>
-  <w:num w:numId="31">
+  <w:num w:numId="31" w16cid:durableId="9845457">
     <w:abstractNumId w:val="14"/>
   </w:num>
-  <w:num w:numId="32">
+  <w:num w:numId="32" w16cid:durableId="2003921723">
     <w:abstractNumId w:val="0"/>
   </w:num>
-  <w:num w:numId="33">
+  <w:num w:numId="33" w16cid:durableId="796602084">
     <w:abstractNumId w:val="30"/>
   </w:num>
 </w:numbering>
 </file>
 
 <file path=word/styles.xml><?xml version="1.0" encoding="utf-8"?>
-<w:styles xmlns:mc="http://schemas.openxmlformats.org/markup-compatibility/2006" xmlns:r="http://schemas.openxmlformats.org/officeDocument/2006/relationships" xmlns:w="http://schemas.openxmlformats.org/wordprocessingml/2006/main" xmlns:w14="http://schemas.microsoft.com/office/word/2010/wordml" xmlns:w15="http://schemas.microsoft.com/office/word/2012/wordml" xmlns:w16cex="http://schemas.microsoft.com/office/word/2018/wordml/cex" xmlns:w16cid="http://schemas.microsoft.com/office/word/2016/wordml/cid" xmlns:w16="http://schemas.microsoft.com/office/word/2018/wordml" xmlns:w16se="http://schemas.microsoft.com/office/word/2015/wordml/symex" mc:Ignorable="w14 w15 w16se w16cid w16 w16cex">
+<w:styles xmlns:mc="http://schemas.openxmlformats.org/markup-compatibility/2006" xmlns:r="http://schemas.openxmlformats.org/officeDocument/2006/relationships" xmlns:w="http://schemas.openxmlformats.org/wordprocessingml/2006/main" xmlns:w14="http://schemas.microsoft.com/office/word/2010/wordml" xmlns:w15="http://schemas.microsoft.com/office/word/2012/wordml" xmlns:w16cex="http://schemas.microsoft.com/office/word/2018/wordml/cex" xmlns:w16cid="http://schemas.microsoft.com/office/word/2016/wordml/cid" xmlns:w16="http://schemas.microsoft.com/office/word/2018/wordml" xmlns:w16sdtdh="http://schemas.microsoft.com/office/word/2020/wordml/sdtdatahash" xmlns:w16se="http://schemas.microsoft.com/office/word/2015/wordml/symex" mc:Ignorable="w14 w15 w16se w16cid w16 w16cex w16sdtdh">
   <w:docDefaults>
     <w:rPrDefault>
       <w:rPr>

--- a/lessons/27/LineFollowerPrepActivity.docx
+++ b/lessons/27/LineFollowerPrepActivity.docx
@@ -1,6 +1,6 @@
 
 <file path=word/document.xml><?xml version="1.0" encoding="utf-8"?>
-<w:document xmlns:wpc="http://schemas.microsoft.com/office/word/2010/wordprocessingCanvas" xmlns:cx="http://schemas.microsoft.com/office/drawing/2014/chartex" xmlns:cx1="http://schemas.microsoft.com/office/drawing/2015/9/8/chartex" xmlns:cx2="http://schemas.microsoft.com/office/drawing/2015/10/21/chartex" xmlns:cx3="http://schemas.microsoft.com/office/drawing/2016/5/9/chartex" xmlns:cx4="http://schemas.microsoft.com/office/drawing/2016/5/10/chartex" xmlns:cx5="http://schemas.microsoft.com/office/drawing/2016/5/11/chartex" xmlns:cx6="http://schemas.microsoft.com/office/drawing/2016/5/12/chartex" xmlns:cx7="http://schemas.microsoft.com/office/drawing/2016/5/13/chartex" xmlns:cx8="http://schemas.microsoft.com/office/drawing/2016/5/14/chartex" xmlns:mc="http://schemas.openxmlformats.org/markup-compatibility/2006" xmlns:aink="http://schemas.microsoft.com/office/drawing/2016/ink" xmlns:am3d="http://schemas.microsoft.com/office/drawing/2017/model3d" xmlns:o="urn:schemas-microsoft-com:office:office" xmlns:oel="http://schemas.microsoft.com/office/2019/extlst" xmlns:r="http://schemas.openxmlformats.org/officeDocument/2006/relationships" xmlns:m="http://schemas.openxmlformats.org/officeDocument/2006/math" xmlns:v="urn:schemas-microsoft-com:vml" xmlns:wp14="http://schemas.microsoft.com/office/word/2010/wordprocessingDrawing" xmlns:wp="http://schemas.openxmlformats.org/drawingml/2006/wordprocessingDrawing" xmlns:w10="urn:schemas-microsoft-com:office:word" xmlns:w="http://schemas.openxmlformats.org/wordprocessingml/2006/main" xmlns:w14="http://schemas.microsoft.com/office/word/2010/wordml" xmlns:w15="http://schemas.microsoft.com/office/word/2012/wordml" xmlns:w16cex="http://schemas.microsoft.com/office/word/2018/wordml/cex" xmlns:w16cid="http://schemas.microsoft.com/office/word/2016/wordml/cid" xmlns:w16="http://schemas.microsoft.com/office/word/2018/wordml" xmlns:w16sdtdh="http://schemas.microsoft.com/office/word/2020/wordml/sdtdatahash" xmlns:w16se="http://schemas.microsoft.com/office/word/2015/wordml/symex" xmlns:wpg="http://schemas.microsoft.com/office/word/2010/wordprocessingGroup" xmlns:wpi="http://schemas.microsoft.com/office/word/2010/wordprocessingInk" xmlns:wne="http://schemas.microsoft.com/office/word/2006/wordml" xmlns:wps="http://schemas.microsoft.com/office/word/2010/wordprocessingShape" mc:Ignorable="w14 w15 w16se w16cid w16 w16cex w16sdtdh wp14">
+<w:document xmlns:wpc="http://schemas.microsoft.com/office/word/2010/wordprocessingCanvas" xmlns:cx="http://schemas.microsoft.com/office/drawing/2014/chartex" xmlns:cx1="http://schemas.microsoft.com/office/drawing/2015/9/8/chartex" xmlns:cx2="http://schemas.microsoft.com/office/drawing/2015/10/21/chartex" xmlns:cx3="http://schemas.microsoft.com/office/drawing/2016/5/9/chartex" xmlns:cx4="http://schemas.microsoft.com/office/drawing/2016/5/10/chartex" xmlns:cx5="http://schemas.microsoft.com/office/drawing/2016/5/11/chartex" xmlns:cx6="http://schemas.microsoft.com/office/drawing/2016/5/12/chartex" xmlns:cx7="http://schemas.microsoft.com/office/drawing/2016/5/13/chartex" xmlns:cx8="http://schemas.microsoft.com/office/drawing/2016/5/14/chartex" xmlns:mc="http://schemas.openxmlformats.org/markup-compatibility/2006" xmlns:aink="http://schemas.microsoft.com/office/drawing/2016/ink" xmlns:am3d="http://schemas.microsoft.com/office/drawing/2017/model3d" xmlns:o="urn:schemas-microsoft-com:office:office" xmlns:oel="http://schemas.microsoft.com/office/2019/extlst" xmlns:r="http://schemas.openxmlformats.org/officeDocument/2006/relationships" xmlns:m="http://schemas.openxmlformats.org/officeDocument/2006/math" xmlns:v="urn:schemas-microsoft-com:vml" xmlns:wp14="http://schemas.microsoft.com/office/word/2010/wordprocessingDrawing" xmlns:wp="http://schemas.openxmlformats.org/drawingml/2006/wordprocessingDrawing" xmlns:w10="urn:schemas-microsoft-com:office:word" xmlns:w="http://schemas.openxmlformats.org/wordprocessingml/2006/main" xmlns:w14="http://schemas.microsoft.com/office/word/2010/wordml" xmlns:w15="http://schemas.microsoft.com/office/word/2012/wordml" xmlns:w16cex="http://schemas.microsoft.com/office/word/2018/wordml/cex" xmlns:w16cid="http://schemas.microsoft.com/office/word/2016/wordml/cid" xmlns:w16="http://schemas.microsoft.com/office/word/2018/wordml" xmlns:w16du="http://schemas.microsoft.com/office/word/2023/wordml/word16du" xmlns:w16sdtdh="http://schemas.microsoft.com/office/word/2020/wordml/sdtdatahash" xmlns:w16se="http://schemas.microsoft.com/office/word/2015/wordml/symex" xmlns:wpg="http://schemas.microsoft.com/office/word/2010/wordprocessingGroup" xmlns:wpi="http://schemas.microsoft.com/office/word/2010/wordprocessingInk" xmlns:wne="http://schemas.microsoft.com/office/word/2006/wordml" xmlns:wps="http://schemas.microsoft.com/office/word/2010/wordprocessingShape" mc:Ignorable="w14 w15 w16se w16cid w16 w16cex w16sdtdh w16du wp14">
   <w:body>
     <w:p>
       <w:pPr>
@@ -1047,6 +1047,7 @@
               </w:rPr>
               <w:t xml:space="preserve">(Stop, Go, </w:t>
             </w:r>
+            <w:proofErr w:type="gramStart"/>
             <w:r>
               <w:rPr>
                 <w:rFonts w:cs="Cavolini"/>
@@ -1055,6 +1056,7 @@
               </w:rPr>
               <w:t>etc.</w:t>
             </w:r>
+            <w:proofErr w:type="gramEnd"/>
             <w:r>
               <w:rPr>
                 <w:rFonts w:cs="Cavolini"/>
@@ -3846,7 +3848,7 @@
 </file>
 
 <file path=word/endnotes.xml><?xml version="1.0" encoding="utf-8"?>
-<w:endnotes xmlns:wpc="http://schemas.microsoft.com/office/word/2010/wordprocessingCanvas" xmlns:cx="http://schemas.microsoft.com/office/drawing/2014/chartex" xmlns:cx1="http://schemas.microsoft.com/office/drawing/2015/9/8/chartex" xmlns:cx2="http://schemas.microsoft.com/office/drawing/2015/10/21/chartex" xmlns:cx3="http://schemas.microsoft.com/office/drawing/2016/5/9/chartex" xmlns:cx4="http://schemas.microsoft.com/office/drawing/2016/5/10/chartex" xmlns:cx5="http://schemas.microsoft.com/office/drawing/2016/5/11/chartex" xmlns:cx6="http://schemas.microsoft.com/office/drawing/2016/5/12/chartex" xmlns:cx7="http://schemas.microsoft.com/office/drawing/2016/5/13/chartex" xmlns:cx8="http://schemas.microsoft.com/office/drawing/2016/5/14/chartex" xmlns:mc="http://schemas.openxmlformats.org/markup-compatibility/2006" xmlns:aink="http://schemas.microsoft.com/office/drawing/2016/ink" xmlns:am3d="http://schemas.microsoft.com/office/drawing/2017/model3d" xmlns:o="urn:schemas-microsoft-com:office:office" xmlns:oel="http://schemas.microsoft.com/office/2019/extlst" xmlns:r="http://schemas.openxmlformats.org/officeDocument/2006/relationships" xmlns:m="http://schemas.openxmlformats.org/officeDocument/2006/math" xmlns:v="urn:schemas-microsoft-com:vml" xmlns:wp14="http://schemas.microsoft.com/office/word/2010/wordprocessingDrawing" xmlns:wp="http://schemas.openxmlformats.org/drawingml/2006/wordprocessingDrawing" xmlns:w10="urn:schemas-microsoft-com:office:word" xmlns:w="http://schemas.openxmlformats.org/wordprocessingml/2006/main" xmlns:w14="http://schemas.microsoft.com/office/word/2010/wordml" xmlns:w15="http://schemas.microsoft.com/office/word/2012/wordml" xmlns:w16cex="http://schemas.microsoft.com/office/word/2018/wordml/cex" xmlns:w16cid="http://schemas.microsoft.com/office/word/2016/wordml/cid" xmlns:w16="http://schemas.microsoft.com/office/word/2018/wordml" xmlns:w16sdtdh="http://schemas.microsoft.com/office/word/2020/wordml/sdtdatahash" xmlns:w16se="http://schemas.microsoft.com/office/word/2015/wordml/symex" xmlns:wpg="http://schemas.microsoft.com/office/word/2010/wordprocessingGroup" xmlns:wpi="http://schemas.microsoft.com/office/word/2010/wordprocessingInk" xmlns:wne="http://schemas.microsoft.com/office/word/2006/wordml" xmlns:wps="http://schemas.microsoft.com/office/word/2010/wordprocessingShape" mc:Ignorable="w14 w15 w16se w16cid w16 w16cex w16sdtdh wp14">
+<w:endnotes xmlns:wpc="http://schemas.microsoft.com/office/word/2010/wordprocessingCanvas" xmlns:cx="http://schemas.microsoft.com/office/drawing/2014/chartex" xmlns:cx1="http://schemas.microsoft.com/office/drawing/2015/9/8/chartex" xmlns:cx2="http://schemas.microsoft.com/office/drawing/2015/10/21/chartex" xmlns:cx3="http://schemas.microsoft.com/office/drawing/2016/5/9/chartex" xmlns:cx4="http://schemas.microsoft.com/office/drawing/2016/5/10/chartex" xmlns:cx5="http://schemas.microsoft.com/office/drawing/2016/5/11/chartex" xmlns:cx6="http://schemas.microsoft.com/office/drawing/2016/5/12/chartex" xmlns:cx7="http://schemas.microsoft.com/office/drawing/2016/5/13/chartex" xmlns:cx8="http://schemas.microsoft.com/office/drawing/2016/5/14/chartex" xmlns:mc="http://schemas.openxmlformats.org/markup-compatibility/2006" xmlns:aink="http://schemas.microsoft.com/office/drawing/2016/ink" xmlns:am3d="http://schemas.microsoft.com/office/drawing/2017/model3d" xmlns:o="urn:schemas-microsoft-com:office:office" xmlns:oel="http://schemas.microsoft.com/office/2019/extlst" xmlns:r="http://schemas.openxmlformats.org/officeDocument/2006/relationships" xmlns:m="http://schemas.openxmlformats.org/officeDocument/2006/math" xmlns:v="urn:schemas-microsoft-com:vml" xmlns:wp14="http://schemas.microsoft.com/office/word/2010/wordprocessingDrawing" xmlns:wp="http://schemas.openxmlformats.org/drawingml/2006/wordprocessingDrawing" xmlns:w10="urn:schemas-microsoft-com:office:word" xmlns:w="http://schemas.openxmlformats.org/wordprocessingml/2006/main" xmlns:w14="http://schemas.microsoft.com/office/word/2010/wordml" xmlns:w15="http://schemas.microsoft.com/office/word/2012/wordml" xmlns:w16cex="http://schemas.microsoft.com/office/word/2018/wordml/cex" xmlns:w16cid="http://schemas.microsoft.com/office/word/2016/wordml/cid" xmlns:w16="http://schemas.microsoft.com/office/word/2018/wordml" xmlns:w16du="http://schemas.microsoft.com/office/word/2023/wordml/word16du" xmlns:w16sdtdh="http://schemas.microsoft.com/office/word/2020/wordml/sdtdatahash" xmlns:w16se="http://schemas.microsoft.com/office/word/2015/wordml/symex" xmlns:wpg="http://schemas.microsoft.com/office/word/2010/wordprocessingGroup" xmlns:wpi="http://schemas.microsoft.com/office/word/2010/wordprocessingInk" xmlns:wne="http://schemas.microsoft.com/office/word/2006/wordml" xmlns:wps="http://schemas.microsoft.com/office/word/2010/wordprocessingShape" mc:Ignorable="w14 w15 w16se w16cid w16 w16cex w16sdtdh w16du wp14">
   <w:endnote w:type="separator" w:id="-1">
     <w:p>
       <w:pPr>
@@ -3871,7 +3873,7 @@
 </file>
 
 <file path=word/footer1.xml><?xml version="1.0" encoding="utf-8"?>
-<w:ftr xmlns:wpc="http://schemas.microsoft.com/office/word/2010/wordprocessingCanvas" xmlns:cx="http://schemas.microsoft.com/office/drawing/2014/chartex" xmlns:cx1="http://schemas.microsoft.com/office/drawing/2015/9/8/chartex" xmlns:cx2="http://schemas.microsoft.com/office/drawing/2015/10/21/chartex" xmlns:cx3="http://schemas.microsoft.com/office/drawing/2016/5/9/chartex" xmlns:cx4="http://schemas.microsoft.com/office/drawing/2016/5/10/chartex" xmlns:cx5="http://schemas.microsoft.com/office/drawing/2016/5/11/chartex" xmlns:cx6="http://schemas.microsoft.com/office/drawing/2016/5/12/chartex" xmlns:cx7="http://schemas.microsoft.com/office/drawing/2016/5/13/chartex" xmlns:cx8="http://schemas.microsoft.com/office/drawing/2016/5/14/chartex" xmlns:mc="http://schemas.openxmlformats.org/markup-compatibility/2006" xmlns:aink="http://schemas.microsoft.com/office/drawing/2016/ink" xmlns:am3d="http://schemas.microsoft.com/office/drawing/2017/model3d" xmlns:o="urn:schemas-microsoft-com:office:office" xmlns:oel="http://schemas.microsoft.com/office/2019/extlst" xmlns:r="http://schemas.openxmlformats.org/officeDocument/2006/relationships" xmlns:m="http://schemas.openxmlformats.org/officeDocument/2006/math" xmlns:v="urn:schemas-microsoft-com:vml" xmlns:wp14="http://schemas.microsoft.com/office/word/2010/wordprocessingDrawing" xmlns:wp="http://schemas.openxmlformats.org/drawingml/2006/wordprocessingDrawing" xmlns:w10="urn:schemas-microsoft-com:office:word" xmlns:w="http://schemas.openxmlformats.org/wordprocessingml/2006/main" xmlns:w14="http://schemas.microsoft.com/office/word/2010/wordml" xmlns:w15="http://schemas.microsoft.com/office/word/2012/wordml" xmlns:w16cex="http://schemas.microsoft.com/office/word/2018/wordml/cex" xmlns:w16cid="http://schemas.microsoft.com/office/word/2016/wordml/cid" xmlns:w16="http://schemas.microsoft.com/office/word/2018/wordml" xmlns:w16sdtdh="http://schemas.microsoft.com/office/word/2020/wordml/sdtdatahash" xmlns:w16se="http://schemas.microsoft.com/office/word/2015/wordml/symex" xmlns:wpg="http://schemas.microsoft.com/office/word/2010/wordprocessingGroup" xmlns:wpi="http://schemas.microsoft.com/office/word/2010/wordprocessingInk" xmlns:wne="http://schemas.microsoft.com/office/word/2006/wordml" xmlns:wps="http://schemas.microsoft.com/office/word/2010/wordprocessingShape" mc:Ignorable="w14 w15 w16se w16cid w16 w16cex w16sdtdh wp14">
+<w:ftr xmlns:wpc="http://schemas.microsoft.com/office/word/2010/wordprocessingCanvas" xmlns:cx="http://schemas.microsoft.com/office/drawing/2014/chartex" xmlns:cx1="http://schemas.microsoft.com/office/drawing/2015/9/8/chartex" xmlns:cx2="http://schemas.microsoft.com/office/drawing/2015/10/21/chartex" xmlns:cx3="http://schemas.microsoft.com/office/drawing/2016/5/9/chartex" xmlns:cx4="http://schemas.microsoft.com/office/drawing/2016/5/10/chartex" xmlns:cx5="http://schemas.microsoft.com/office/drawing/2016/5/11/chartex" xmlns:cx6="http://schemas.microsoft.com/office/drawing/2016/5/12/chartex" xmlns:cx7="http://schemas.microsoft.com/office/drawing/2016/5/13/chartex" xmlns:cx8="http://schemas.microsoft.com/office/drawing/2016/5/14/chartex" xmlns:mc="http://schemas.openxmlformats.org/markup-compatibility/2006" xmlns:aink="http://schemas.microsoft.com/office/drawing/2016/ink" xmlns:am3d="http://schemas.microsoft.com/office/drawing/2017/model3d" xmlns:o="urn:schemas-microsoft-com:office:office" xmlns:oel="http://schemas.microsoft.com/office/2019/extlst" xmlns:r="http://schemas.openxmlformats.org/officeDocument/2006/relationships" xmlns:m="http://schemas.openxmlformats.org/officeDocument/2006/math" xmlns:v="urn:schemas-microsoft-com:vml" xmlns:wp14="http://schemas.microsoft.com/office/word/2010/wordprocessingDrawing" xmlns:wp="http://schemas.openxmlformats.org/drawingml/2006/wordprocessingDrawing" xmlns:w10="urn:schemas-microsoft-com:office:word" xmlns:w="http://schemas.openxmlformats.org/wordprocessingml/2006/main" xmlns:w14="http://schemas.microsoft.com/office/word/2010/wordml" xmlns:w15="http://schemas.microsoft.com/office/word/2012/wordml" xmlns:w16cex="http://schemas.microsoft.com/office/word/2018/wordml/cex" xmlns:w16cid="http://schemas.microsoft.com/office/word/2016/wordml/cid" xmlns:w16="http://schemas.microsoft.com/office/word/2018/wordml" xmlns:w16du="http://schemas.microsoft.com/office/word/2023/wordml/word16du" xmlns:w16sdtdh="http://schemas.microsoft.com/office/word/2020/wordml/sdtdatahash" xmlns:w16se="http://schemas.microsoft.com/office/word/2015/wordml/symex" xmlns:wpg="http://schemas.microsoft.com/office/word/2010/wordprocessingGroup" xmlns:wpi="http://schemas.microsoft.com/office/word/2010/wordprocessingInk" xmlns:wne="http://schemas.microsoft.com/office/word/2006/wordml" xmlns:wps="http://schemas.microsoft.com/office/word/2010/wordprocessingShape" mc:Ignorable="w14 w15 w16se w16cid w16 w16cex w16sdtdh w16du wp14">
   <w:sdt>
     <w:sdtPr>
       <w:id w:val="973801655"/>
@@ -3940,7 +3942,7 @@
 </file>
 
 <file path=word/footnotes.xml><?xml version="1.0" encoding="utf-8"?>
-<w:footnotes xmlns:wpc="http://schemas.microsoft.com/office/word/2010/wordprocessingCanvas" xmlns:cx="http://schemas.microsoft.com/office/drawing/2014/chartex" xmlns:cx1="http://schemas.microsoft.com/office/drawing/2015/9/8/chartex" xmlns:cx2="http://schemas.microsoft.com/office/drawing/2015/10/21/chartex" xmlns:cx3="http://schemas.microsoft.com/office/drawing/2016/5/9/chartex" xmlns:cx4="http://schemas.microsoft.com/office/drawing/2016/5/10/chartex" xmlns:cx5="http://schemas.microsoft.com/office/drawing/2016/5/11/chartex" xmlns:cx6="http://schemas.microsoft.com/office/drawing/2016/5/12/chartex" xmlns:cx7="http://schemas.microsoft.com/office/drawing/2016/5/13/chartex" xmlns:cx8="http://schemas.microsoft.com/office/drawing/2016/5/14/chartex" xmlns:mc="http://schemas.openxmlformats.org/markup-compatibility/2006" xmlns:aink="http://schemas.microsoft.com/office/drawing/2016/ink" xmlns:am3d="http://schemas.microsoft.com/office/drawing/2017/model3d" xmlns:o="urn:schemas-microsoft-com:office:office" xmlns:oel="http://schemas.microsoft.com/office/2019/extlst" xmlns:r="http://schemas.openxmlformats.org/officeDocument/2006/relationships" xmlns:m="http://schemas.openxmlformats.org/officeDocument/2006/math" xmlns:v="urn:schemas-microsoft-com:vml" xmlns:wp14="http://schemas.microsoft.com/office/word/2010/wordprocessingDrawing" xmlns:wp="http://schemas.openxmlformats.org/drawingml/2006/wordprocessingDrawing" xmlns:w10="urn:schemas-microsoft-com:office:word" xmlns:w="http://schemas.openxmlformats.org/wordprocessingml/2006/main" xmlns:w14="http://schemas.microsoft.com/office/word/2010/wordml" xmlns:w15="http://schemas.microsoft.com/office/word/2012/wordml" xmlns:w16cex="http://schemas.microsoft.com/office/word/2018/wordml/cex" xmlns:w16cid="http://schemas.microsoft.com/office/word/2016/wordml/cid" xmlns:w16="http://schemas.microsoft.com/office/word/2018/wordml" xmlns:w16sdtdh="http://schemas.microsoft.com/office/word/2020/wordml/sdtdatahash" xmlns:w16se="http://schemas.microsoft.com/office/word/2015/wordml/symex" xmlns:wpg="http://schemas.microsoft.com/office/word/2010/wordprocessingGroup" xmlns:wpi="http://schemas.microsoft.com/office/word/2010/wordprocessingInk" xmlns:wne="http://schemas.microsoft.com/office/word/2006/wordml" xmlns:wps="http://schemas.microsoft.com/office/word/2010/wordprocessingShape" mc:Ignorable="w14 w15 w16se w16cid w16 w16cex w16sdtdh wp14">
+<w:footnotes xmlns:wpc="http://schemas.microsoft.com/office/word/2010/wordprocessingCanvas" xmlns:cx="http://schemas.microsoft.com/office/drawing/2014/chartex" xmlns:cx1="http://schemas.microsoft.com/office/drawing/2015/9/8/chartex" xmlns:cx2="http://schemas.microsoft.com/office/drawing/2015/10/21/chartex" xmlns:cx3="http://schemas.microsoft.com/office/drawing/2016/5/9/chartex" xmlns:cx4="http://schemas.microsoft.com/office/drawing/2016/5/10/chartex" xmlns:cx5="http://schemas.microsoft.com/office/drawing/2016/5/11/chartex" xmlns:cx6="http://schemas.microsoft.com/office/drawing/2016/5/12/chartex" xmlns:cx7="http://schemas.microsoft.com/office/drawing/2016/5/13/chartex" xmlns:cx8="http://schemas.microsoft.com/office/drawing/2016/5/14/chartex" xmlns:mc="http://schemas.openxmlformats.org/markup-compatibility/2006" xmlns:aink="http://schemas.microsoft.com/office/drawing/2016/ink" xmlns:am3d="http://schemas.microsoft.com/office/drawing/2017/model3d" xmlns:o="urn:schemas-microsoft-com:office:office" xmlns:oel="http://schemas.microsoft.com/office/2019/extlst" xmlns:r="http://schemas.openxmlformats.org/officeDocument/2006/relationships" xmlns:m="http://schemas.openxmlformats.org/officeDocument/2006/math" xmlns:v="urn:schemas-microsoft-com:vml" xmlns:wp14="http://schemas.microsoft.com/office/word/2010/wordprocessingDrawing" xmlns:wp="http://schemas.openxmlformats.org/drawingml/2006/wordprocessingDrawing" xmlns:w10="urn:schemas-microsoft-com:office:word" xmlns:w="http://schemas.openxmlformats.org/wordprocessingml/2006/main" xmlns:w14="http://schemas.microsoft.com/office/word/2010/wordml" xmlns:w15="http://schemas.microsoft.com/office/word/2012/wordml" xmlns:w16cex="http://schemas.microsoft.com/office/word/2018/wordml/cex" xmlns:w16cid="http://schemas.microsoft.com/office/word/2016/wordml/cid" xmlns:w16="http://schemas.microsoft.com/office/word/2018/wordml" xmlns:w16du="http://schemas.microsoft.com/office/word/2023/wordml/word16du" xmlns:w16sdtdh="http://schemas.microsoft.com/office/word/2020/wordml/sdtdatahash" xmlns:w16se="http://schemas.microsoft.com/office/word/2015/wordml/symex" xmlns:wpg="http://schemas.microsoft.com/office/word/2010/wordprocessingGroup" xmlns:wpi="http://schemas.microsoft.com/office/word/2010/wordprocessingInk" xmlns:wne="http://schemas.microsoft.com/office/word/2006/wordml" xmlns:wps="http://schemas.microsoft.com/office/word/2010/wordprocessingShape" mc:Ignorable="w14 w15 w16se w16cid w16 w16cex w16sdtdh w16du wp14">
   <w:footnote w:type="separator" w:id="-1">
     <w:p>
       <w:pPr>
@@ -3965,7 +3967,7 @@
 </file>
 
 <file path=word/header1.xml><?xml version="1.0" encoding="utf-8"?>
-<w:hdr xmlns:wpc="http://schemas.microsoft.com/office/word/2010/wordprocessingCanvas" xmlns:cx="http://schemas.microsoft.com/office/drawing/2014/chartex" xmlns:cx1="http://schemas.microsoft.com/office/drawing/2015/9/8/chartex" xmlns:cx2="http://schemas.microsoft.com/office/drawing/2015/10/21/chartex" xmlns:cx3="http://schemas.microsoft.com/office/drawing/2016/5/9/chartex" xmlns:cx4="http://schemas.microsoft.com/office/drawing/2016/5/10/chartex" xmlns:cx5="http://schemas.microsoft.com/office/drawing/2016/5/11/chartex" xmlns:cx6="http://schemas.microsoft.com/office/drawing/2016/5/12/chartex" xmlns:cx7="http://schemas.microsoft.com/office/drawing/2016/5/13/chartex" xmlns:cx8="http://schemas.microsoft.com/office/drawing/2016/5/14/chartex" xmlns:mc="http://schemas.openxmlformats.org/markup-compatibility/2006" xmlns:aink="http://schemas.microsoft.com/office/drawing/2016/ink" xmlns:am3d="http://schemas.microsoft.com/office/drawing/2017/model3d" xmlns:o="urn:schemas-microsoft-com:office:office" xmlns:oel="http://schemas.microsoft.com/office/2019/extlst" xmlns:r="http://schemas.openxmlformats.org/officeDocument/2006/relationships" xmlns:m="http://schemas.openxmlformats.org/officeDocument/2006/math" xmlns:v="urn:schemas-microsoft-com:vml" xmlns:wp14="http://schemas.microsoft.com/office/word/2010/wordprocessingDrawing" xmlns:wp="http://schemas.openxmlformats.org/drawingml/2006/wordprocessingDrawing" xmlns:w10="urn:schemas-microsoft-com:office:word" xmlns:w="http://schemas.openxmlformats.org/wordprocessingml/2006/main" xmlns:w14="http://schemas.microsoft.com/office/word/2010/wordml" xmlns:w15="http://schemas.microsoft.com/office/word/2012/wordml" xmlns:w16cex="http://schemas.microsoft.com/office/word/2018/wordml/cex" xmlns:w16cid="http://schemas.microsoft.com/office/word/2016/wordml/cid" xmlns:w16="http://schemas.microsoft.com/office/word/2018/wordml" xmlns:w16sdtdh="http://schemas.microsoft.com/office/word/2020/wordml/sdtdatahash" xmlns:w16se="http://schemas.microsoft.com/office/word/2015/wordml/symex" xmlns:wpg="http://schemas.microsoft.com/office/word/2010/wordprocessingGroup" xmlns:wpi="http://schemas.microsoft.com/office/word/2010/wordprocessingInk" xmlns:wne="http://schemas.microsoft.com/office/word/2006/wordml" xmlns:wps="http://schemas.microsoft.com/office/word/2010/wordprocessingShape" mc:Ignorable="w14 w15 w16se w16cid w16 w16cex w16sdtdh wp14">
+<w:hdr xmlns:wpc="http://schemas.microsoft.com/office/word/2010/wordprocessingCanvas" xmlns:cx="http://schemas.microsoft.com/office/drawing/2014/chartex" xmlns:cx1="http://schemas.microsoft.com/office/drawing/2015/9/8/chartex" xmlns:cx2="http://schemas.microsoft.com/office/drawing/2015/10/21/chartex" xmlns:cx3="http://schemas.microsoft.com/office/drawing/2016/5/9/chartex" xmlns:cx4="http://schemas.microsoft.com/office/drawing/2016/5/10/chartex" xmlns:cx5="http://schemas.microsoft.com/office/drawing/2016/5/11/chartex" xmlns:cx6="http://schemas.microsoft.com/office/drawing/2016/5/12/chartex" xmlns:cx7="http://schemas.microsoft.com/office/drawing/2016/5/13/chartex" xmlns:cx8="http://schemas.microsoft.com/office/drawing/2016/5/14/chartex" xmlns:mc="http://schemas.openxmlformats.org/markup-compatibility/2006" xmlns:aink="http://schemas.microsoft.com/office/drawing/2016/ink" xmlns:am3d="http://schemas.microsoft.com/office/drawing/2017/model3d" xmlns:o="urn:schemas-microsoft-com:office:office" xmlns:oel="http://schemas.microsoft.com/office/2019/extlst" xmlns:r="http://schemas.openxmlformats.org/officeDocument/2006/relationships" xmlns:m="http://schemas.openxmlformats.org/officeDocument/2006/math" xmlns:v="urn:schemas-microsoft-com:vml" xmlns:wp14="http://schemas.microsoft.com/office/word/2010/wordprocessingDrawing" xmlns:wp="http://schemas.openxmlformats.org/drawingml/2006/wordprocessingDrawing" xmlns:w10="urn:schemas-microsoft-com:office:word" xmlns:w="http://schemas.openxmlformats.org/wordprocessingml/2006/main" xmlns:w14="http://schemas.microsoft.com/office/word/2010/wordml" xmlns:w15="http://schemas.microsoft.com/office/word/2012/wordml" xmlns:w16cex="http://schemas.microsoft.com/office/word/2018/wordml/cex" xmlns:w16cid="http://schemas.microsoft.com/office/word/2016/wordml/cid" xmlns:w16="http://schemas.microsoft.com/office/word/2018/wordml" xmlns:w16du="http://schemas.microsoft.com/office/word/2023/wordml/word16du" xmlns:w16sdtdh="http://schemas.microsoft.com/office/word/2020/wordml/sdtdatahash" xmlns:w16se="http://schemas.microsoft.com/office/word/2015/wordml/symex" xmlns:wpg="http://schemas.microsoft.com/office/word/2010/wordprocessingGroup" xmlns:wpi="http://schemas.microsoft.com/office/word/2010/wordprocessingInk" xmlns:wne="http://schemas.microsoft.com/office/word/2006/wordml" xmlns:wps="http://schemas.microsoft.com/office/word/2010/wordprocessingShape" mc:Ignorable="w14 w15 w16se w16cid w16 w16cex w16sdtdh w16du wp14">
   <w:p>
     <w:pPr>
       <w:pStyle w:val="Heading1"/>
@@ -3985,7 +3987,7 @@
 </file>
 
 <file path=word/numbering.xml><?xml version="1.0" encoding="utf-8"?>
-<w:numbering xmlns:wpc="http://schemas.microsoft.com/office/word/2010/wordprocessingCanvas" xmlns:cx="http://schemas.microsoft.com/office/drawing/2014/chartex" xmlns:cx1="http://schemas.microsoft.com/office/drawing/2015/9/8/chartex" xmlns:cx2="http://schemas.microsoft.com/office/drawing/2015/10/21/chartex" xmlns:cx3="http://schemas.microsoft.com/office/drawing/2016/5/9/chartex" xmlns:cx4="http://schemas.microsoft.com/office/drawing/2016/5/10/chartex" xmlns:cx5="http://schemas.microsoft.com/office/drawing/2016/5/11/chartex" xmlns:cx6="http://schemas.microsoft.com/office/drawing/2016/5/12/chartex" xmlns:cx7="http://schemas.microsoft.com/office/drawing/2016/5/13/chartex" xmlns:cx8="http://schemas.microsoft.com/office/drawing/2016/5/14/chartex" xmlns:mc="http://schemas.openxmlformats.org/markup-compatibility/2006" xmlns:aink="http://schemas.microsoft.com/office/drawing/2016/ink" xmlns:am3d="http://schemas.microsoft.com/office/drawing/2017/model3d" xmlns:o="urn:schemas-microsoft-com:office:office" xmlns:oel="http://schemas.microsoft.com/office/2019/extlst" xmlns:r="http://schemas.openxmlformats.org/officeDocument/2006/relationships" xmlns:m="http://schemas.openxmlformats.org/officeDocument/2006/math" xmlns:v="urn:schemas-microsoft-com:vml" xmlns:wp14="http://schemas.microsoft.com/office/word/2010/wordprocessingDrawing" xmlns:wp="http://schemas.openxmlformats.org/drawingml/2006/wordprocessingDrawing" xmlns:w10="urn:schemas-microsoft-com:office:word" xmlns:w="http://schemas.openxmlformats.org/wordprocessingml/2006/main" xmlns:w14="http://schemas.microsoft.com/office/word/2010/wordml" xmlns:w15="http://schemas.microsoft.com/office/word/2012/wordml" xmlns:w16cex="http://schemas.microsoft.com/office/word/2018/wordml/cex" xmlns:w16cid="http://schemas.microsoft.com/office/word/2016/wordml/cid" xmlns:w16="http://schemas.microsoft.com/office/word/2018/wordml" xmlns:w16sdtdh="http://schemas.microsoft.com/office/word/2020/wordml/sdtdatahash" xmlns:w16se="http://schemas.microsoft.com/office/word/2015/wordml/symex" xmlns:wpg="http://schemas.microsoft.com/office/word/2010/wordprocessingGroup" xmlns:wpi="http://schemas.microsoft.com/office/word/2010/wordprocessingInk" xmlns:wne="http://schemas.microsoft.com/office/word/2006/wordml" xmlns:wps="http://schemas.microsoft.com/office/word/2010/wordprocessingShape" mc:Ignorable="w14 w15 w16se w16cid w16 w16cex w16sdtdh wp14">
+<w:numbering xmlns:wpc="http://schemas.microsoft.com/office/word/2010/wordprocessingCanvas" xmlns:cx="http://schemas.microsoft.com/office/drawing/2014/chartex" xmlns:cx1="http://schemas.microsoft.com/office/drawing/2015/9/8/chartex" xmlns:cx2="http://schemas.microsoft.com/office/drawing/2015/10/21/chartex" xmlns:cx3="http://schemas.microsoft.com/office/drawing/2016/5/9/chartex" xmlns:cx4="http://schemas.microsoft.com/office/drawing/2016/5/10/chartex" xmlns:cx5="http://schemas.microsoft.com/office/drawing/2016/5/11/chartex" xmlns:cx6="http://schemas.microsoft.com/office/drawing/2016/5/12/chartex" xmlns:cx7="http://schemas.microsoft.com/office/drawing/2016/5/13/chartex" xmlns:cx8="http://schemas.microsoft.com/office/drawing/2016/5/14/chartex" xmlns:mc="http://schemas.openxmlformats.org/markup-compatibility/2006" xmlns:aink="http://schemas.microsoft.com/office/drawing/2016/ink" xmlns:am3d="http://schemas.microsoft.com/office/drawing/2017/model3d" xmlns:o="urn:schemas-microsoft-com:office:office" xmlns:oel="http://schemas.microsoft.com/office/2019/extlst" xmlns:r="http://schemas.openxmlformats.org/officeDocument/2006/relationships" xmlns:m="http://schemas.openxmlformats.org/officeDocument/2006/math" xmlns:v="urn:schemas-microsoft-com:vml" xmlns:wp14="http://schemas.microsoft.com/office/word/2010/wordprocessingDrawing" xmlns:wp="http://schemas.openxmlformats.org/drawingml/2006/wordprocessingDrawing" xmlns:w10="urn:schemas-microsoft-com:office:word" xmlns:w="http://schemas.openxmlformats.org/wordprocessingml/2006/main" xmlns:w14="http://schemas.microsoft.com/office/word/2010/wordml" xmlns:w15="http://schemas.microsoft.com/office/word/2012/wordml" xmlns:w16cex="http://schemas.microsoft.com/office/word/2018/wordml/cex" xmlns:w16cid="http://schemas.microsoft.com/office/word/2016/wordml/cid" xmlns:w16="http://schemas.microsoft.com/office/word/2018/wordml" xmlns:w16du="http://schemas.microsoft.com/office/word/2023/wordml/word16du" xmlns:w16sdtdh="http://schemas.microsoft.com/office/word/2020/wordml/sdtdatahash" xmlns:w16se="http://schemas.microsoft.com/office/word/2015/wordml/symex" xmlns:wpg="http://schemas.microsoft.com/office/word/2010/wordprocessingGroup" xmlns:wpi="http://schemas.microsoft.com/office/word/2010/wordprocessingInk" xmlns:wne="http://schemas.microsoft.com/office/word/2006/wordml" xmlns:wps="http://schemas.microsoft.com/office/word/2010/wordprocessingShape" mc:Ignorable="w14 w15 w16se w16cid w16 w16cex w16sdtdh w16du wp14">
   <w:abstractNum w:abstractNumId="0" w15:restartNumberingAfterBreak="0">
     <w:nsid w:val="0836350C"/>
     <w:multiLevelType w:val="hybridMultilevel"/>
@@ -6979,7 +6981,7 @@
 </file>
 
 <file path=word/styles.xml><?xml version="1.0" encoding="utf-8"?>
-<w:styles xmlns:mc="http://schemas.openxmlformats.org/markup-compatibility/2006" xmlns:r="http://schemas.openxmlformats.org/officeDocument/2006/relationships" xmlns:w="http://schemas.openxmlformats.org/wordprocessingml/2006/main" xmlns:w14="http://schemas.microsoft.com/office/word/2010/wordml" xmlns:w15="http://schemas.microsoft.com/office/word/2012/wordml" xmlns:w16cex="http://schemas.microsoft.com/office/word/2018/wordml/cex" xmlns:w16cid="http://schemas.microsoft.com/office/word/2016/wordml/cid" xmlns:w16="http://schemas.microsoft.com/office/word/2018/wordml" xmlns:w16sdtdh="http://schemas.microsoft.com/office/word/2020/wordml/sdtdatahash" xmlns:w16se="http://schemas.microsoft.com/office/word/2015/wordml/symex" mc:Ignorable="w14 w15 w16se w16cid w16 w16cex w16sdtdh">
+<w:styles xmlns:mc="http://schemas.openxmlformats.org/markup-compatibility/2006" xmlns:r="http://schemas.openxmlformats.org/officeDocument/2006/relationships" xmlns:w="http://schemas.openxmlformats.org/wordprocessingml/2006/main" xmlns:w14="http://schemas.microsoft.com/office/word/2010/wordml" xmlns:w15="http://schemas.microsoft.com/office/word/2012/wordml" xmlns:w16cex="http://schemas.microsoft.com/office/word/2018/wordml/cex" xmlns:w16cid="http://schemas.microsoft.com/office/word/2016/wordml/cid" xmlns:w16="http://schemas.microsoft.com/office/word/2018/wordml" xmlns:w16du="http://schemas.microsoft.com/office/word/2023/wordml/word16du" xmlns:w16sdtdh="http://schemas.microsoft.com/office/word/2020/wordml/sdtdatahash" xmlns:w16se="http://schemas.microsoft.com/office/word/2015/wordml/symex" mc:Ignorable="w14 w15 w16se w16cid w16 w16cex w16sdtdh w16du">
   <w:docDefaults>
     <w:rPrDefault>
       <w:rPr>

--- a/lessons/27/LineFollowerPrepActivity.docx
+++ b/lessons/27/LineFollowerPrepActivity.docx
@@ -1,6 +1,6 @@
 
 <file path=word/document.xml><?xml version="1.0" encoding="utf-8"?>
-<w:document xmlns:wpc="http://schemas.microsoft.com/office/word/2010/wordprocessingCanvas" xmlns:cx="http://schemas.microsoft.com/office/drawing/2014/chartex" xmlns:cx1="http://schemas.microsoft.com/office/drawing/2015/9/8/chartex" xmlns:cx2="http://schemas.microsoft.com/office/drawing/2015/10/21/chartex" xmlns:cx3="http://schemas.microsoft.com/office/drawing/2016/5/9/chartex" xmlns:cx4="http://schemas.microsoft.com/office/drawing/2016/5/10/chartex" xmlns:cx5="http://schemas.microsoft.com/office/drawing/2016/5/11/chartex" xmlns:cx6="http://schemas.microsoft.com/office/drawing/2016/5/12/chartex" xmlns:cx7="http://schemas.microsoft.com/office/drawing/2016/5/13/chartex" xmlns:cx8="http://schemas.microsoft.com/office/drawing/2016/5/14/chartex" xmlns:mc="http://schemas.openxmlformats.org/markup-compatibility/2006" xmlns:aink="http://schemas.microsoft.com/office/drawing/2016/ink" xmlns:am3d="http://schemas.microsoft.com/office/drawing/2017/model3d" xmlns:o="urn:schemas-microsoft-com:office:office" xmlns:oel="http://schemas.microsoft.com/office/2019/extlst" xmlns:r="http://schemas.openxmlformats.org/officeDocument/2006/relationships" xmlns:m="http://schemas.openxmlformats.org/officeDocument/2006/math" xmlns:v="urn:schemas-microsoft-com:vml" xmlns:wp14="http://schemas.microsoft.com/office/word/2010/wordprocessingDrawing" xmlns:wp="http://schemas.openxmlformats.org/drawingml/2006/wordprocessingDrawing" xmlns:w10="urn:schemas-microsoft-com:office:word" xmlns:w="http://schemas.openxmlformats.org/wordprocessingml/2006/main" xmlns:w14="http://schemas.microsoft.com/office/word/2010/wordml" xmlns:w15="http://schemas.microsoft.com/office/word/2012/wordml" xmlns:w16cex="http://schemas.microsoft.com/office/word/2018/wordml/cex" xmlns:w16cid="http://schemas.microsoft.com/office/word/2016/wordml/cid" xmlns:w16="http://schemas.microsoft.com/office/word/2018/wordml" xmlns:w16du="http://schemas.microsoft.com/office/word/2023/wordml/word16du" xmlns:w16sdtdh="http://schemas.microsoft.com/office/word/2020/wordml/sdtdatahash" xmlns:w16se="http://schemas.microsoft.com/office/word/2015/wordml/symex" xmlns:wpg="http://schemas.microsoft.com/office/word/2010/wordprocessingGroup" xmlns:wpi="http://schemas.microsoft.com/office/word/2010/wordprocessingInk" xmlns:wne="http://schemas.microsoft.com/office/word/2006/wordml" xmlns:wps="http://schemas.microsoft.com/office/word/2010/wordprocessingShape" mc:Ignorable="w14 w15 w16se w16cid w16 w16cex w16sdtdh w16du wp14">
+<w:document xmlns:wpc="http://schemas.microsoft.com/office/word/2010/wordprocessingCanvas" xmlns:cx="http://schemas.microsoft.com/office/drawing/2014/chartex" xmlns:cx1="http://schemas.microsoft.com/office/drawing/2015/9/8/chartex" xmlns:cx2="http://schemas.microsoft.com/office/drawing/2015/10/21/chartex" xmlns:cx3="http://schemas.microsoft.com/office/drawing/2016/5/9/chartex" xmlns:cx4="http://schemas.microsoft.com/office/drawing/2016/5/10/chartex" xmlns:cx5="http://schemas.microsoft.com/office/drawing/2016/5/11/chartex" xmlns:cx6="http://schemas.microsoft.com/office/drawing/2016/5/12/chartex" xmlns:cx7="http://schemas.microsoft.com/office/drawing/2016/5/13/chartex" xmlns:cx8="http://schemas.microsoft.com/office/drawing/2016/5/14/chartex" xmlns:mc="http://schemas.openxmlformats.org/markup-compatibility/2006" xmlns:aink="http://schemas.microsoft.com/office/drawing/2016/ink" xmlns:am3d="http://schemas.microsoft.com/office/drawing/2017/model3d" xmlns:o="urn:schemas-microsoft-com:office:office" xmlns:oel="http://schemas.microsoft.com/office/2019/extlst" xmlns:r="http://schemas.openxmlformats.org/officeDocument/2006/relationships" xmlns:m="http://schemas.openxmlformats.org/officeDocument/2006/math" xmlns:v="urn:schemas-microsoft-com:vml" xmlns:wp14="http://schemas.microsoft.com/office/word/2010/wordprocessingDrawing" xmlns:wp="http://schemas.openxmlformats.org/drawingml/2006/wordprocessingDrawing" xmlns:w10="urn:schemas-microsoft-com:office:word" xmlns:w="http://schemas.openxmlformats.org/wordprocessingml/2006/main" xmlns:w14="http://schemas.microsoft.com/office/word/2010/wordml" xmlns:w15="http://schemas.microsoft.com/office/word/2012/wordml" xmlns:w16cex="http://schemas.microsoft.com/office/word/2018/wordml/cex" xmlns:w16cid="http://schemas.microsoft.com/office/word/2016/wordml/cid" xmlns:w16="http://schemas.microsoft.com/office/word/2018/wordml" xmlns:w16du="http://schemas.microsoft.com/office/word/2023/wordml/word16du" xmlns:w16sdtdh="http://schemas.microsoft.com/office/word/2020/wordml/sdtdatahash" xmlns:w16sdtfl="http://schemas.microsoft.com/office/word/2024/wordml/sdtformatlock" xmlns:w16se="http://schemas.microsoft.com/office/word/2015/wordml/symex" xmlns:wpg="http://schemas.microsoft.com/office/word/2010/wordprocessingGroup" xmlns:wpi="http://schemas.microsoft.com/office/word/2010/wordprocessingInk" xmlns:wne="http://schemas.microsoft.com/office/word/2006/wordml" xmlns:wps="http://schemas.microsoft.com/office/word/2010/wordprocessingShape" mc:Ignorable="w14 w15 w16se w16cid w16 w16cex w16sdtdh w16sdtfl w16du wp14">
   <w:body>
     <w:p>
       <w:pPr>
@@ -465,11 +465,16 @@
         <w:t xml:space="preserve">on the following page </w:t>
       </w:r>
       <w:r>
-        <w:t>uses a binary progression to indicate all possible state</w:t>
+        <w:t xml:space="preserve">uses a binary progression to indicate all </w:t>
+      </w:r>
+      <w:proofErr w:type="gramStart"/>
+      <w:r>
+        <w:t>possible state</w:t>
       </w:r>
       <w:r>
         <w:t>s</w:t>
       </w:r>
+      <w:proofErr w:type="gramEnd"/>
       <w:r>
         <w:t xml:space="preserve"> for line follower sensors. </w:t>
       </w:r>
@@ -803,8 +808,12 @@
           <w:numId w:val="33"/>
         </w:numPr>
         <w:sectPr>
-          <w:headerReference w:type="default" r:id="rId11"/>
-          <w:footerReference w:type="default" r:id="rId12"/>
+          <w:headerReference w:type="even" r:id="rId11"/>
+          <w:headerReference w:type="default" r:id="rId12"/>
+          <w:footerReference w:type="even" r:id="rId13"/>
+          <w:footerReference w:type="default" r:id="rId14"/>
+          <w:headerReference w:type="first" r:id="rId15"/>
+          <w:footerReference w:type="first" r:id="rId16"/>
           <w:pgSz w:w="12240" w:h="15840"/>
           <w:pgMar w:top="1440" w:right="1440" w:bottom="1260" w:left="1440" w:header="720" w:footer="720" w:gutter="0"/>
           <w:cols w:space="720"/>
@@ -3848,7 +3857,7 @@
 </file>
 
 <file path=word/endnotes.xml><?xml version="1.0" encoding="utf-8"?>
-<w:endnotes xmlns:wpc="http://schemas.microsoft.com/office/word/2010/wordprocessingCanvas" xmlns:cx="http://schemas.microsoft.com/office/drawing/2014/chartex" xmlns:cx1="http://schemas.microsoft.com/office/drawing/2015/9/8/chartex" xmlns:cx2="http://schemas.microsoft.com/office/drawing/2015/10/21/chartex" xmlns:cx3="http://schemas.microsoft.com/office/drawing/2016/5/9/chartex" xmlns:cx4="http://schemas.microsoft.com/office/drawing/2016/5/10/chartex" xmlns:cx5="http://schemas.microsoft.com/office/drawing/2016/5/11/chartex" xmlns:cx6="http://schemas.microsoft.com/office/drawing/2016/5/12/chartex" xmlns:cx7="http://schemas.microsoft.com/office/drawing/2016/5/13/chartex" xmlns:cx8="http://schemas.microsoft.com/office/drawing/2016/5/14/chartex" xmlns:mc="http://schemas.openxmlformats.org/markup-compatibility/2006" xmlns:aink="http://schemas.microsoft.com/office/drawing/2016/ink" xmlns:am3d="http://schemas.microsoft.com/office/drawing/2017/model3d" xmlns:o="urn:schemas-microsoft-com:office:office" xmlns:oel="http://schemas.microsoft.com/office/2019/extlst" xmlns:r="http://schemas.openxmlformats.org/officeDocument/2006/relationships" xmlns:m="http://schemas.openxmlformats.org/officeDocument/2006/math" xmlns:v="urn:schemas-microsoft-com:vml" xmlns:wp14="http://schemas.microsoft.com/office/word/2010/wordprocessingDrawing" xmlns:wp="http://schemas.openxmlformats.org/drawingml/2006/wordprocessingDrawing" xmlns:w10="urn:schemas-microsoft-com:office:word" xmlns:w="http://schemas.openxmlformats.org/wordprocessingml/2006/main" xmlns:w14="http://schemas.microsoft.com/office/word/2010/wordml" xmlns:w15="http://schemas.microsoft.com/office/word/2012/wordml" xmlns:w16cex="http://schemas.microsoft.com/office/word/2018/wordml/cex" xmlns:w16cid="http://schemas.microsoft.com/office/word/2016/wordml/cid" xmlns:w16="http://schemas.microsoft.com/office/word/2018/wordml" xmlns:w16du="http://schemas.microsoft.com/office/word/2023/wordml/word16du" xmlns:w16sdtdh="http://schemas.microsoft.com/office/word/2020/wordml/sdtdatahash" xmlns:w16se="http://schemas.microsoft.com/office/word/2015/wordml/symex" xmlns:wpg="http://schemas.microsoft.com/office/word/2010/wordprocessingGroup" xmlns:wpi="http://schemas.microsoft.com/office/word/2010/wordprocessingInk" xmlns:wne="http://schemas.microsoft.com/office/word/2006/wordml" xmlns:wps="http://schemas.microsoft.com/office/word/2010/wordprocessingShape" mc:Ignorable="w14 w15 w16se w16cid w16 w16cex w16sdtdh w16du wp14">
+<w:endnotes xmlns:wpc="http://schemas.microsoft.com/office/word/2010/wordprocessingCanvas" xmlns:cx="http://schemas.microsoft.com/office/drawing/2014/chartex" xmlns:cx1="http://schemas.microsoft.com/office/drawing/2015/9/8/chartex" xmlns:cx2="http://schemas.microsoft.com/office/drawing/2015/10/21/chartex" xmlns:cx3="http://schemas.microsoft.com/office/drawing/2016/5/9/chartex" xmlns:cx4="http://schemas.microsoft.com/office/drawing/2016/5/10/chartex" xmlns:cx5="http://schemas.microsoft.com/office/drawing/2016/5/11/chartex" xmlns:cx6="http://schemas.microsoft.com/office/drawing/2016/5/12/chartex" xmlns:cx7="http://schemas.microsoft.com/office/drawing/2016/5/13/chartex" xmlns:cx8="http://schemas.microsoft.com/office/drawing/2016/5/14/chartex" xmlns:mc="http://schemas.openxmlformats.org/markup-compatibility/2006" xmlns:aink="http://schemas.microsoft.com/office/drawing/2016/ink" xmlns:am3d="http://schemas.microsoft.com/office/drawing/2017/model3d" xmlns:o="urn:schemas-microsoft-com:office:office" xmlns:oel="http://schemas.microsoft.com/office/2019/extlst" xmlns:r="http://schemas.openxmlformats.org/officeDocument/2006/relationships" xmlns:m="http://schemas.openxmlformats.org/officeDocument/2006/math" xmlns:v="urn:schemas-microsoft-com:vml" xmlns:wp14="http://schemas.microsoft.com/office/word/2010/wordprocessingDrawing" xmlns:wp="http://schemas.openxmlformats.org/drawingml/2006/wordprocessingDrawing" xmlns:w10="urn:schemas-microsoft-com:office:word" xmlns:w="http://schemas.openxmlformats.org/wordprocessingml/2006/main" xmlns:w14="http://schemas.microsoft.com/office/word/2010/wordml" xmlns:w15="http://schemas.microsoft.com/office/word/2012/wordml" xmlns:w16cex="http://schemas.microsoft.com/office/word/2018/wordml/cex" xmlns:w16cid="http://schemas.microsoft.com/office/word/2016/wordml/cid" xmlns:w16="http://schemas.microsoft.com/office/word/2018/wordml" xmlns:w16du="http://schemas.microsoft.com/office/word/2023/wordml/word16du" xmlns:w16sdtdh="http://schemas.microsoft.com/office/word/2020/wordml/sdtdatahash" xmlns:w16sdtfl="http://schemas.microsoft.com/office/word/2024/wordml/sdtformatlock" xmlns:w16se="http://schemas.microsoft.com/office/word/2015/wordml/symex" xmlns:wpg="http://schemas.microsoft.com/office/word/2010/wordprocessingGroup" xmlns:wpi="http://schemas.microsoft.com/office/word/2010/wordprocessingInk" xmlns:wne="http://schemas.microsoft.com/office/word/2006/wordml" xmlns:wps="http://schemas.microsoft.com/office/word/2010/wordprocessingShape" mc:Ignorable="w14 w15 w16se w16cid w16 w16cex w16sdtdh w16sdtfl w16du wp14">
   <w:endnote w:type="separator" w:id="-1">
     <w:p>
       <w:pPr>
@@ -3873,7 +3882,17 @@
 </file>
 
 <file path=word/footer1.xml><?xml version="1.0" encoding="utf-8"?>
-<w:ftr xmlns:wpc="http://schemas.microsoft.com/office/word/2010/wordprocessingCanvas" xmlns:cx="http://schemas.microsoft.com/office/drawing/2014/chartex" xmlns:cx1="http://schemas.microsoft.com/office/drawing/2015/9/8/chartex" xmlns:cx2="http://schemas.microsoft.com/office/drawing/2015/10/21/chartex" xmlns:cx3="http://schemas.microsoft.com/office/drawing/2016/5/9/chartex" xmlns:cx4="http://schemas.microsoft.com/office/drawing/2016/5/10/chartex" xmlns:cx5="http://schemas.microsoft.com/office/drawing/2016/5/11/chartex" xmlns:cx6="http://schemas.microsoft.com/office/drawing/2016/5/12/chartex" xmlns:cx7="http://schemas.microsoft.com/office/drawing/2016/5/13/chartex" xmlns:cx8="http://schemas.microsoft.com/office/drawing/2016/5/14/chartex" xmlns:mc="http://schemas.openxmlformats.org/markup-compatibility/2006" xmlns:aink="http://schemas.microsoft.com/office/drawing/2016/ink" xmlns:am3d="http://schemas.microsoft.com/office/drawing/2017/model3d" xmlns:o="urn:schemas-microsoft-com:office:office" xmlns:oel="http://schemas.microsoft.com/office/2019/extlst" xmlns:r="http://schemas.openxmlformats.org/officeDocument/2006/relationships" xmlns:m="http://schemas.openxmlformats.org/officeDocument/2006/math" xmlns:v="urn:schemas-microsoft-com:vml" xmlns:wp14="http://schemas.microsoft.com/office/word/2010/wordprocessingDrawing" xmlns:wp="http://schemas.openxmlformats.org/drawingml/2006/wordprocessingDrawing" xmlns:w10="urn:schemas-microsoft-com:office:word" xmlns:w="http://schemas.openxmlformats.org/wordprocessingml/2006/main" xmlns:w14="http://schemas.microsoft.com/office/word/2010/wordml" xmlns:w15="http://schemas.microsoft.com/office/word/2012/wordml" xmlns:w16cex="http://schemas.microsoft.com/office/word/2018/wordml/cex" xmlns:w16cid="http://schemas.microsoft.com/office/word/2016/wordml/cid" xmlns:w16="http://schemas.microsoft.com/office/word/2018/wordml" xmlns:w16du="http://schemas.microsoft.com/office/word/2023/wordml/word16du" xmlns:w16sdtdh="http://schemas.microsoft.com/office/word/2020/wordml/sdtdatahash" xmlns:w16se="http://schemas.microsoft.com/office/word/2015/wordml/symex" xmlns:wpg="http://schemas.microsoft.com/office/word/2010/wordprocessingGroup" xmlns:wpi="http://schemas.microsoft.com/office/word/2010/wordprocessingInk" xmlns:wne="http://schemas.microsoft.com/office/word/2006/wordml" xmlns:wps="http://schemas.microsoft.com/office/word/2010/wordprocessingShape" mc:Ignorable="w14 w15 w16se w16cid w16 w16cex w16sdtdh w16du wp14">
+<w:ftr xmlns:wpc="http://schemas.microsoft.com/office/word/2010/wordprocessingCanvas" xmlns:cx="http://schemas.microsoft.com/office/drawing/2014/chartex" xmlns:cx1="http://schemas.microsoft.com/office/drawing/2015/9/8/chartex" xmlns:cx2="http://schemas.microsoft.com/office/drawing/2015/10/21/chartex" xmlns:cx3="http://schemas.microsoft.com/office/drawing/2016/5/9/chartex" xmlns:cx4="http://schemas.microsoft.com/office/drawing/2016/5/10/chartex" xmlns:cx5="http://schemas.microsoft.com/office/drawing/2016/5/11/chartex" xmlns:cx6="http://schemas.microsoft.com/office/drawing/2016/5/12/chartex" xmlns:cx7="http://schemas.microsoft.com/office/drawing/2016/5/13/chartex" xmlns:cx8="http://schemas.microsoft.com/office/drawing/2016/5/14/chartex" xmlns:mc="http://schemas.openxmlformats.org/markup-compatibility/2006" xmlns:aink="http://schemas.microsoft.com/office/drawing/2016/ink" xmlns:am3d="http://schemas.microsoft.com/office/drawing/2017/model3d" xmlns:o="urn:schemas-microsoft-com:office:office" xmlns:oel="http://schemas.microsoft.com/office/2019/extlst" xmlns:r="http://schemas.openxmlformats.org/officeDocument/2006/relationships" xmlns:m="http://schemas.openxmlformats.org/officeDocument/2006/math" xmlns:v="urn:schemas-microsoft-com:vml" xmlns:wp14="http://schemas.microsoft.com/office/word/2010/wordprocessingDrawing" xmlns:wp="http://schemas.openxmlformats.org/drawingml/2006/wordprocessingDrawing" xmlns:w10="urn:schemas-microsoft-com:office:word" xmlns:w="http://schemas.openxmlformats.org/wordprocessingml/2006/main" xmlns:w14="http://schemas.microsoft.com/office/word/2010/wordml" xmlns:w15="http://schemas.microsoft.com/office/word/2012/wordml" xmlns:w16cex="http://schemas.microsoft.com/office/word/2018/wordml/cex" xmlns:w16cid="http://schemas.microsoft.com/office/word/2016/wordml/cid" xmlns:w16="http://schemas.microsoft.com/office/word/2018/wordml" xmlns:w16du="http://schemas.microsoft.com/office/word/2023/wordml/word16du" xmlns:w16sdtdh="http://schemas.microsoft.com/office/word/2020/wordml/sdtdatahash" xmlns:w16sdtfl="http://schemas.microsoft.com/office/word/2024/wordml/sdtformatlock" xmlns:w16se="http://schemas.microsoft.com/office/word/2015/wordml/symex" xmlns:wpg="http://schemas.microsoft.com/office/word/2010/wordprocessingGroup" xmlns:wpi="http://schemas.microsoft.com/office/word/2010/wordprocessingInk" xmlns:wne="http://schemas.microsoft.com/office/word/2006/wordml" xmlns:wps="http://schemas.microsoft.com/office/word/2010/wordprocessingShape" mc:Ignorable="w14 w15 w16se w16cid w16 w16cex w16sdtdh w16sdtfl w16du wp14">
+  <w:p>
+    <w:pPr>
+      <w:pStyle w:val="Footer"/>
+    </w:pPr>
+  </w:p>
+</w:ftr>
+</file>
+
+<file path=word/footer2.xml><?xml version="1.0" encoding="utf-8"?>
+<w:ftr xmlns:wpc="http://schemas.microsoft.com/office/word/2010/wordprocessingCanvas" xmlns:cx="http://schemas.microsoft.com/office/drawing/2014/chartex" xmlns:cx1="http://schemas.microsoft.com/office/drawing/2015/9/8/chartex" xmlns:cx2="http://schemas.microsoft.com/office/drawing/2015/10/21/chartex" xmlns:cx3="http://schemas.microsoft.com/office/drawing/2016/5/9/chartex" xmlns:cx4="http://schemas.microsoft.com/office/drawing/2016/5/10/chartex" xmlns:cx5="http://schemas.microsoft.com/office/drawing/2016/5/11/chartex" xmlns:cx6="http://schemas.microsoft.com/office/drawing/2016/5/12/chartex" xmlns:cx7="http://schemas.microsoft.com/office/drawing/2016/5/13/chartex" xmlns:cx8="http://schemas.microsoft.com/office/drawing/2016/5/14/chartex" xmlns:mc="http://schemas.openxmlformats.org/markup-compatibility/2006" xmlns:aink="http://schemas.microsoft.com/office/drawing/2016/ink" xmlns:am3d="http://schemas.microsoft.com/office/drawing/2017/model3d" xmlns:o="urn:schemas-microsoft-com:office:office" xmlns:oel="http://schemas.microsoft.com/office/2019/extlst" xmlns:r="http://schemas.openxmlformats.org/officeDocument/2006/relationships" xmlns:m="http://schemas.openxmlformats.org/officeDocument/2006/math" xmlns:v="urn:schemas-microsoft-com:vml" xmlns:wp14="http://schemas.microsoft.com/office/word/2010/wordprocessingDrawing" xmlns:wp="http://schemas.openxmlformats.org/drawingml/2006/wordprocessingDrawing" xmlns:w10="urn:schemas-microsoft-com:office:word" xmlns:w="http://schemas.openxmlformats.org/wordprocessingml/2006/main" xmlns:w14="http://schemas.microsoft.com/office/word/2010/wordml" xmlns:w15="http://schemas.microsoft.com/office/word/2012/wordml" xmlns:w16cex="http://schemas.microsoft.com/office/word/2018/wordml/cex" xmlns:w16cid="http://schemas.microsoft.com/office/word/2016/wordml/cid" xmlns:w16="http://schemas.microsoft.com/office/word/2018/wordml" xmlns:w16du="http://schemas.microsoft.com/office/word/2023/wordml/word16du" xmlns:w16sdtdh="http://schemas.microsoft.com/office/word/2020/wordml/sdtdatahash" xmlns:w16sdtfl="http://schemas.microsoft.com/office/word/2024/wordml/sdtformatlock" xmlns:w16se="http://schemas.microsoft.com/office/word/2015/wordml/symex" xmlns:wpg="http://schemas.microsoft.com/office/word/2010/wordprocessingGroup" xmlns:wpi="http://schemas.microsoft.com/office/word/2010/wordprocessingInk" xmlns:wne="http://schemas.microsoft.com/office/word/2006/wordml" xmlns:wps="http://schemas.microsoft.com/office/word/2010/wordprocessingShape" mc:Ignorable="w14 w15 w16se w16cid w16 w16cex w16sdtdh w16sdtfl w16du wp14">
   <w:sdt>
     <w:sdtPr>
       <w:id w:val="973801655"/>
@@ -3935,14 +3954,48 @@
         <w:sz w:val="18"/>
         <w:szCs w:val="18"/>
       </w:rPr>
-      <w:t>© 2020, Keith E. Kelly. All rights reserved.</w:t>
+      <w:t xml:space="preserve">© </w:t>
+    </w:r>
+    <w:r>
+      <w:rPr>
+        <w:rStyle w:val="SubtleEmphasis"/>
+        <w:sz w:val="18"/>
+        <w:szCs w:val="18"/>
+      </w:rPr>
+      <w:t>202</w:t>
+    </w:r>
+    <w:r>
+      <w:rPr>
+        <w:rStyle w:val="SubtleEmphasis"/>
+        <w:sz w:val="18"/>
+        <w:szCs w:val="18"/>
+      </w:rPr>
+      <w:t>5</w:t>
+    </w:r>
+    <w:r>
+      <w:rPr>
+        <w:rStyle w:val="SubtleEmphasis"/>
+        <w:sz w:val="18"/>
+        <w:szCs w:val="18"/>
+      </w:rPr>
+      <w:t>, Keith E. Kelly. All rights reserved.</w:t>
     </w:r>
   </w:p>
 </w:ftr>
 </file>
 
+<file path=word/footer3.xml><?xml version="1.0" encoding="utf-8"?>
+<w:ftr xmlns:wpc="http://schemas.microsoft.com/office/word/2010/wordprocessingCanvas" xmlns:cx="http://schemas.microsoft.com/office/drawing/2014/chartex" xmlns:cx1="http://schemas.microsoft.com/office/drawing/2015/9/8/chartex" xmlns:cx2="http://schemas.microsoft.com/office/drawing/2015/10/21/chartex" xmlns:cx3="http://schemas.microsoft.com/office/drawing/2016/5/9/chartex" xmlns:cx4="http://schemas.microsoft.com/office/drawing/2016/5/10/chartex" xmlns:cx5="http://schemas.microsoft.com/office/drawing/2016/5/11/chartex" xmlns:cx6="http://schemas.microsoft.com/office/drawing/2016/5/12/chartex" xmlns:cx7="http://schemas.microsoft.com/office/drawing/2016/5/13/chartex" xmlns:cx8="http://schemas.microsoft.com/office/drawing/2016/5/14/chartex" xmlns:mc="http://schemas.openxmlformats.org/markup-compatibility/2006" xmlns:aink="http://schemas.microsoft.com/office/drawing/2016/ink" xmlns:am3d="http://schemas.microsoft.com/office/drawing/2017/model3d" xmlns:o="urn:schemas-microsoft-com:office:office" xmlns:oel="http://schemas.microsoft.com/office/2019/extlst" xmlns:r="http://schemas.openxmlformats.org/officeDocument/2006/relationships" xmlns:m="http://schemas.openxmlformats.org/officeDocument/2006/math" xmlns:v="urn:schemas-microsoft-com:vml" xmlns:wp14="http://schemas.microsoft.com/office/word/2010/wordprocessingDrawing" xmlns:wp="http://schemas.openxmlformats.org/drawingml/2006/wordprocessingDrawing" xmlns:w10="urn:schemas-microsoft-com:office:word" xmlns:w="http://schemas.openxmlformats.org/wordprocessingml/2006/main" xmlns:w14="http://schemas.microsoft.com/office/word/2010/wordml" xmlns:w15="http://schemas.microsoft.com/office/word/2012/wordml" xmlns:w16cex="http://schemas.microsoft.com/office/word/2018/wordml/cex" xmlns:w16cid="http://schemas.microsoft.com/office/word/2016/wordml/cid" xmlns:w16="http://schemas.microsoft.com/office/word/2018/wordml" xmlns:w16du="http://schemas.microsoft.com/office/word/2023/wordml/word16du" xmlns:w16sdtdh="http://schemas.microsoft.com/office/word/2020/wordml/sdtdatahash" xmlns:w16sdtfl="http://schemas.microsoft.com/office/word/2024/wordml/sdtformatlock" xmlns:w16se="http://schemas.microsoft.com/office/word/2015/wordml/symex" xmlns:wpg="http://schemas.microsoft.com/office/word/2010/wordprocessingGroup" xmlns:wpi="http://schemas.microsoft.com/office/word/2010/wordprocessingInk" xmlns:wne="http://schemas.microsoft.com/office/word/2006/wordml" xmlns:wps="http://schemas.microsoft.com/office/word/2010/wordprocessingShape" mc:Ignorable="w14 w15 w16se w16cid w16 w16cex w16sdtdh w16sdtfl w16du wp14">
+  <w:p>
+    <w:pPr>
+      <w:pStyle w:val="Footer"/>
+    </w:pPr>
+  </w:p>
+</w:ftr>
+</file>
+
 <file path=word/footnotes.xml><?xml version="1.0" encoding="utf-8"?>
-<w:footnotes xmlns:wpc="http://schemas.microsoft.com/office/word/2010/wordprocessingCanvas" xmlns:cx="http://schemas.microsoft.com/office/drawing/2014/chartex" xmlns:cx1="http://schemas.microsoft.com/office/drawing/2015/9/8/chartex" xmlns:cx2="http://schemas.microsoft.com/office/drawing/2015/10/21/chartex" xmlns:cx3="http://schemas.microsoft.com/office/drawing/2016/5/9/chartex" xmlns:cx4="http://schemas.microsoft.com/office/drawing/2016/5/10/chartex" xmlns:cx5="http://schemas.microsoft.com/office/drawing/2016/5/11/chartex" xmlns:cx6="http://schemas.microsoft.com/office/drawing/2016/5/12/chartex" xmlns:cx7="http://schemas.microsoft.com/office/drawing/2016/5/13/chartex" xmlns:cx8="http://schemas.microsoft.com/office/drawing/2016/5/14/chartex" xmlns:mc="http://schemas.openxmlformats.org/markup-compatibility/2006" xmlns:aink="http://schemas.microsoft.com/office/drawing/2016/ink" xmlns:am3d="http://schemas.microsoft.com/office/drawing/2017/model3d" xmlns:o="urn:schemas-microsoft-com:office:office" xmlns:oel="http://schemas.microsoft.com/office/2019/extlst" xmlns:r="http://schemas.openxmlformats.org/officeDocument/2006/relationships" xmlns:m="http://schemas.openxmlformats.org/officeDocument/2006/math" xmlns:v="urn:schemas-microsoft-com:vml" xmlns:wp14="http://schemas.microsoft.com/office/word/2010/wordprocessingDrawing" xmlns:wp="http://schemas.openxmlformats.org/drawingml/2006/wordprocessingDrawing" xmlns:w10="urn:schemas-microsoft-com:office:word" xmlns:w="http://schemas.openxmlformats.org/wordprocessingml/2006/main" xmlns:w14="http://schemas.microsoft.com/office/word/2010/wordml" xmlns:w15="http://schemas.microsoft.com/office/word/2012/wordml" xmlns:w16cex="http://schemas.microsoft.com/office/word/2018/wordml/cex" xmlns:w16cid="http://schemas.microsoft.com/office/word/2016/wordml/cid" xmlns:w16="http://schemas.microsoft.com/office/word/2018/wordml" xmlns:w16du="http://schemas.microsoft.com/office/word/2023/wordml/word16du" xmlns:w16sdtdh="http://schemas.microsoft.com/office/word/2020/wordml/sdtdatahash" xmlns:w16se="http://schemas.microsoft.com/office/word/2015/wordml/symex" xmlns:wpg="http://schemas.microsoft.com/office/word/2010/wordprocessingGroup" xmlns:wpi="http://schemas.microsoft.com/office/word/2010/wordprocessingInk" xmlns:wne="http://schemas.microsoft.com/office/word/2006/wordml" xmlns:wps="http://schemas.microsoft.com/office/word/2010/wordprocessingShape" mc:Ignorable="w14 w15 w16se w16cid w16 w16cex w16sdtdh w16du wp14">
+<w:footnotes xmlns:wpc="http://schemas.microsoft.com/office/word/2010/wordprocessingCanvas" xmlns:cx="http://schemas.microsoft.com/office/drawing/2014/chartex" xmlns:cx1="http://schemas.microsoft.com/office/drawing/2015/9/8/chartex" xmlns:cx2="http://schemas.microsoft.com/office/drawing/2015/10/21/chartex" xmlns:cx3="http://schemas.microsoft.com/office/drawing/2016/5/9/chartex" xmlns:cx4="http://schemas.microsoft.com/office/drawing/2016/5/10/chartex" xmlns:cx5="http://schemas.microsoft.com/office/drawing/2016/5/11/chartex" xmlns:cx6="http://schemas.microsoft.com/office/drawing/2016/5/12/chartex" xmlns:cx7="http://schemas.microsoft.com/office/drawing/2016/5/13/chartex" xmlns:cx8="http://schemas.microsoft.com/office/drawing/2016/5/14/chartex" xmlns:mc="http://schemas.openxmlformats.org/markup-compatibility/2006" xmlns:aink="http://schemas.microsoft.com/office/drawing/2016/ink" xmlns:am3d="http://schemas.microsoft.com/office/drawing/2017/model3d" xmlns:o="urn:schemas-microsoft-com:office:office" xmlns:oel="http://schemas.microsoft.com/office/2019/extlst" xmlns:r="http://schemas.openxmlformats.org/officeDocument/2006/relationships" xmlns:m="http://schemas.openxmlformats.org/officeDocument/2006/math" xmlns:v="urn:schemas-microsoft-com:vml" xmlns:wp14="http://schemas.microsoft.com/office/word/2010/wordprocessingDrawing" xmlns:wp="http://schemas.openxmlformats.org/drawingml/2006/wordprocessingDrawing" xmlns:w10="urn:schemas-microsoft-com:office:word" xmlns:w="http://schemas.openxmlformats.org/wordprocessingml/2006/main" xmlns:w14="http://schemas.microsoft.com/office/word/2010/wordml" xmlns:w15="http://schemas.microsoft.com/office/word/2012/wordml" xmlns:w16cex="http://schemas.microsoft.com/office/word/2018/wordml/cex" xmlns:w16cid="http://schemas.microsoft.com/office/word/2016/wordml/cid" xmlns:w16="http://schemas.microsoft.com/office/word/2018/wordml" xmlns:w16du="http://schemas.microsoft.com/office/word/2023/wordml/word16du" xmlns:w16sdtdh="http://schemas.microsoft.com/office/word/2020/wordml/sdtdatahash" xmlns:w16sdtfl="http://schemas.microsoft.com/office/word/2024/wordml/sdtformatlock" xmlns:w16se="http://schemas.microsoft.com/office/word/2015/wordml/symex" xmlns:wpg="http://schemas.microsoft.com/office/word/2010/wordprocessingGroup" xmlns:wpi="http://schemas.microsoft.com/office/word/2010/wordprocessingInk" xmlns:wne="http://schemas.microsoft.com/office/word/2006/wordml" xmlns:wps="http://schemas.microsoft.com/office/word/2010/wordprocessingShape" mc:Ignorable="w14 w15 w16se w16cid w16 w16cex w16sdtdh w16sdtfl w16du wp14">
   <w:footnote w:type="separator" w:id="-1">
     <w:p>
       <w:pPr>
@@ -3967,7 +4020,17 @@
 </file>
 
 <file path=word/header1.xml><?xml version="1.0" encoding="utf-8"?>
-<w:hdr xmlns:wpc="http://schemas.microsoft.com/office/word/2010/wordprocessingCanvas" xmlns:cx="http://schemas.microsoft.com/office/drawing/2014/chartex" xmlns:cx1="http://schemas.microsoft.com/office/drawing/2015/9/8/chartex" xmlns:cx2="http://schemas.microsoft.com/office/drawing/2015/10/21/chartex" xmlns:cx3="http://schemas.microsoft.com/office/drawing/2016/5/9/chartex" xmlns:cx4="http://schemas.microsoft.com/office/drawing/2016/5/10/chartex" xmlns:cx5="http://schemas.microsoft.com/office/drawing/2016/5/11/chartex" xmlns:cx6="http://schemas.microsoft.com/office/drawing/2016/5/12/chartex" xmlns:cx7="http://schemas.microsoft.com/office/drawing/2016/5/13/chartex" xmlns:cx8="http://schemas.microsoft.com/office/drawing/2016/5/14/chartex" xmlns:mc="http://schemas.openxmlformats.org/markup-compatibility/2006" xmlns:aink="http://schemas.microsoft.com/office/drawing/2016/ink" xmlns:am3d="http://schemas.microsoft.com/office/drawing/2017/model3d" xmlns:o="urn:schemas-microsoft-com:office:office" xmlns:oel="http://schemas.microsoft.com/office/2019/extlst" xmlns:r="http://schemas.openxmlformats.org/officeDocument/2006/relationships" xmlns:m="http://schemas.openxmlformats.org/officeDocument/2006/math" xmlns:v="urn:schemas-microsoft-com:vml" xmlns:wp14="http://schemas.microsoft.com/office/word/2010/wordprocessingDrawing" xmlns:wp="http://schemas.openxmlformats.org/drawingml/2006/wordprocessingDrawing" xmlns:w10="urn:schemas-microsoft-com:office:word" xmlns:w="http://schemas.openxmlformats.org/wordprocessingml/2006/main" xmlns:w14="http://schemas.microsoft.com/office/word/2010/wordml" xmlns:w15="http://schemas.microsoft.com/office/word/2012/wordml" xmlns:w16cex="http://schemas.microsoft.com/office/word/2018/wordml/cex" xmlns:w16cid="http://schemas.microsoft.com/office/word/2016/wordml/cid" xmlns:w16="http://schemas.microsoft.com/office/word/2018/wordml" xmlns:w16du="http://schemas.microsoft.com/office/word/2023/wordml/word16du" xmlns:w16sdtdh="http://schemas.microsoft.com/office/word/2020/wordml/sdtdatahash" xmlns:w16se="http://schemas.microsoft.com/office/word/2015/wordml/symex" xmlns:wpg="http://schemas.microsoft.com/office/word/2010/wordprocessingGroup" xmlns:wpi="http://schemas.microsoft.com/office/word/2010/wordprocessingInk" xmlns:wne="http://schemas.microsoft.com/office/word/2006/wordml" xmlns:wps="http://schemas.microsoft.com/office/word/2010/wordprocessingShape" mc:Ignorable="w14 w15 w16se w16cid w16 w16cex w16sdtdh w16du wp14">
+<w:hdr xmlns:wpc="http://schemas.microsoft.com/office/word/2010/wordprocessingCanvas" xmlns:cx="http://schemas.microsoft.com/office/drawing/2014/chartex" xmlns:cx1="http://schemas.microsoft.com/office/drawing/2015/9/8/chartex" xmlns:cx2="http://schemas.microsoft.com/office/drawing/2015/10/21/chartex" xmlns:cx3="http://schemas.microsoft.com/office/drawing/2016/5/9/chartex" xmlns:cx4="http://schemas.microsoft.com/office/drawing/2016/5/10/chartex" xmlns:cx5="http://schemas.microsoft.com/office/drawing/2016/5/11/chartex" xmlns:cx6="http://schemas.microsoft.com/office/drawing/2016/5/12/chartex" xmlns:cx7="http://schemas.microsoft.com/office/drawing/2016/5/13/chartex" xmlns:cx8="http://schemas.microsoft.com/office/drawing/2016/5/14/chartex" xmlns:mc="http://schemas.openxmlformats.org/markup-compatibility/2006" xmlns:aink="http://schemas.microsoft.com/office/drawing/2016/ink" xmlns:am3d="http://schemas.microsoft.com/office/drawing/2017/model3d" xmlns:o="urn:schemas-microsoft-com:office:office" xmlns:oel="http://schemas.microsoft.com/office/2019/extlst" xmlns:r="http://schemas.openxmlformats.org/officeDocument/2006/relationships" xmlns:m="http://schemas.openxmlformats.org/officeDocument/2006/math" xmlns:v="urn:schemas-microsoft-com:vml" xmlns:wp14="http://schemas.microsoft.com/office/word/2010/wordprocessingDrawing" xmlns:wp="http://schemas.openxmlformats.org/drawingml/2006/wordprocessingDrawing" xmlns:w10="urn:schemas-microsoft-com:office:word" xmlns:w="http://schemas.openxmlformats.org/wordprocessingml/2006/main" xmlns:w14="http://schemas.microsoft.com/office/word/2010/wordml" xmlns:w15="http://schemas.microsoft.com/office/word/2012/wordml" xmlns:w16cex="http://schemas.microsoft.com/office/word/2018/wordml/cex" xmlns:w16cid="http://schemas.microsoft.com/office/word/2016/wordml/cid" xmlns:w16="http://schemas.microsoft.com/office/word/2018/wordml" xmlns:w16du="http://schemas.microsoft.com/office/word/2023/wordml/word16du" xmlns:w16sdtdh="http://schemas.microsoft.com/office/word/2020/wordml/sdtdatahash" xmlns:w16sdtfl="http://schemas.microsoft.com/office/word/2024/wordml/sdtformatlock" xmlns:w16se="http://schemas.microsoft.com/office/word/2015/wordml/symex" xmlns:wpg="http://schemas.microsoft.com/office/word/2010/wordprocessingGroup" xmlns:wpi="http://schemas.microsoft.com/office/word/2010/wordprocessingInk" xmlns:wne="http://schemas.microsoft.com/office/word/2006/wordml" xmlns:wps="http://schemas.microsoft.com/office/word/2010/wordprocessingShape" mc:Ignorable="w14 w15 w16se w16cid w16 w16cex w16sdtdh w16sdtfl w16du wp14">
+  <w:p>
+    <w:pPr>
+      <w:pStyle w:val="Header"/>
+    </w:pPr>
+  </w:p>
+</w:hdr>
+</file>
+
+<file path=word/header2.xml><?xml version="1.0" encoding="utf-8"?>
+<w:hdr xmlns:wpc="http://schemas.microsoft.com/office/word/2010/wordprocessingCanvas" xmlns:cx="http://schemas.microsoft.com/office/drawing/2014/chartex" xmlns:cx1="http://schemas.microsoft.com/office/drawing/2015/9/8/chartex" xmlns:cx2="http://schemas.microsoft.com/office/drawing/2015/10/21/chartex" xmlns:cx3="http://schemas.microsoft.com/office/drawing/2016/5/9/chartex" xmlns:cx4="http://schemas.microsoft.com/office/drawing/2016/5/10/chartex" xmlns:cx5="http://schemas.microsoft.com/office/drawing/2016/5/11/chartex" xmlns:cx6="http://schemas.microsoft.com/office/drawing/2016/5/12/chartex" xmlns:cx7="http://schemas.microsoft.com/office/drawing/2016/5/13/chartex" xmlns:cx8="http://schemas.microsoft.com/office/drawing/2016/5/14/chartex" xmlns:mc="http://schemas.openxmlformats.org/markup-compatibility/2006" xmlns:aink="http://schemas.microsoft.com/office/drawing/2016/ink" xmlns:am3d="http://schemas.microsoft.com/office/drawing/2017/model3d" xmlns:o="urn:schemas-microsoft-com:office:office" xmlns:oel="http://schemas.microsoft.com/office/2019/extlst" xmlns:r="http://schemas.openxmlformats.org/officeDocument/2006/relationships" xmlns:m="http://schemas.openxmlformats.org/officeDocument/2006/math" xmlns:v="urn:schemas-microsoft-com:vml" xmlns:wp14="http://schemas.microsoft.com/office/word/2010/wordprocessingDrawing" xmlns:wp="http://schemas.openxmlformats.org/drawingml/2006/wordprocessingDrawing" xmlns:w10="urn:schemas-microsoft-com:office:word" xmlns:w="http://schemas.openxmlformats.org/wordprocessingml/2006/main" xmlns:w14="http://schemas.microsoft.com/office/word/2010/wordml" xmlns:w15="http://schemas.microsoft.com/office/word/2012/wordml" xmlns:w16cex="http://schemas.microsoft.com/office/word/2018/wordml/cex" xmlns:w16cid="http://schemas.microsoft.com/office/word/2016/wordml/cid" xmlns:w16="http://schemas.microsoft.com/office/word/2018/wordml" xmlns:w16du="http://schemas.microsoft.com/office/word/2023/wordml/word16du" xmlns:w16sdtdh="http://schemas.microsoft.com/office/word/2020/wordml/sdtdatahash" xmlns:w16sdtfl="http://schemas.microsoft.com/office/word/2024/wordml/sdtformatlock" xmlns:w16se="http://schemas.microsoft.com/office/word/2015/wordml/symex" xmlns:wpg="http://schemas.microsoft.com/office/word/2010/wordprocessingGroup" xmlns:wpi="http://schemas.microsoft.com/office/word/2010/wordprocessingInk" xmlns:wne="http://schemas.microsoft.com/office/word/2006/wordml" xmlns:wps="http://schemas.microsoft.com/office/word/2010/wordprocessingShape" mc:Ignorable="w14 w15 w16se w16cid w16 w16cex w16sdtdh w16sdtfl w16du wp14">
   <w:p>
     <w:pPr>
       <w:pStyle w:val="Heading1"/>
@@ -3986,8 +4049,18 @@
 </w:hdr>
 </file>
 
+<file path=word/header3.xml><?xml version="1.0" encoding="utf-8"?>
+<w:hdr xmlns:wpc="http://schemas.microsoft.com/office/word/2010/wordprocessingCanvas" xmlns:cx="http://schemas.microsoft.com/office/drawing/2014/chartex" xmlns:cx1="http://schemas.microsoft.com/office/drawing/2015/9/8/chartex" xmlns:cx2="http://schemas.microsoft.com/office/drawing/2015/10/21/chartex" xmlns:cx3="http://schemas.microsoft.com/office/drawing/2016/5/9/chartex" xmlns:cx4="http://schemas.microsoft.com/office/drawing/2016/5/10/chartex" xmlns:cx5="http://schemas.microsoft.com/office/drawing/2016/5/11/chartex" xmlns:cx6="http://schemas.microsoft.com/office/drawing/2016/5/12/chartex" xmlns:cx7="http://schemas.microsoft.com/office/drawing/2016/5/13/chartex" xmlns:cx8="http://schemas.microsoft.com/office/drawing/2016/5/14/chartex" xmlns:mc="http://schemas.openxmlformats.org/markup-compatibility/2006" xmlns:aink="http://schemas.microsoft.com/office/drawing/2016/ink" xmlns:am3d="http://schemas.microsoft.com/office/drawing/2017/model3d" xmlns:o="urn:schemas-microsoft-com:office:office" xmlns:oel="http://schemas.microsoft.com/office/2019/extlst" xmlns:r="http://schemas.openxmlformats.org/officeDocument/2006/relationships" xmlns:m="http://schemas.openxmlformats.org/officeDocument/2006/math" xmlns:v="urn:schemas-microsoft-com:vml" xmlns:wp14="http://schemas.microsoft.com/office/word/2010/wordprocessingDrawing" xmlns:wp="http://schemas.openxmlformats.org/drawingml/2006/wordprocessingDrawing" xmlns:w10="urn:schemas-microsoft-com:office:word" xmlns:w="http://schemas.openxmlformats.org/wordprocessingml/2006/main" xmlns:w14="http://schemas.microsoft.com/office/word/2010/wordml" xmlns:w15="http://schemas.microsoft.com/office/word/2012/wordml" xmlns:w16cex="http://schemas.microsoft.com/office/word/2018/wordml/cex" xmlns:w16cid="http://schemas.microsoft.com/office/word/2016/wordml/cid" xmlns:w16="http://schemas.microsoft.com/office/word/2018/wordml" xmlns:w16du="http://schemas.microsoft.com/office/word/2023/wordml/word16du" xmlns:w16sdtdh="http://schemas.microsoft.com/office/word/2020/wordml/sdtdatahash" xmlns:w16sdtfl="http://schemas.microsoft.com/office/word/2024/wordml/sdtformatlock" xmlns:w16se="http://schemas.microsoft.com/office/word/2015/wordml/symex" xmlns:wpg="http://schemas.microsoft.com/office/word/2010/wordprocessingGroup" xmlns:wpi="http://schemas.microsoft.com/office/word/2010/wordprocessingInk" xmlns:wne="http://schemas.microsoft.com/office/word/2006/wordml" xmlns:wps="http://schemas.microsoft.com/office/word/2010/wordprocessingShape" mc:Ignorable="w14 w15 w16se w16cid w16 w16cex w16sdtdh w16sdtfl w16du wp14">
+  <w:p>
+    <w:pPr>
+      <w:pStyle w:val="Header"/>
+    </w:pPr>
+  </w:p>
+</w:hdr>
+</file>
+
 <file path=word/numbering.xml><?xml version="1.0" encoding="utf-8"?>
-<w:numbering xmlns:wpc="http://schemas.microsoft.com/office/word/2010/wordprocessingCanvas" xmlns:cx="http://schemas.microsoft.com/office/drawing/2014/chartex" xmlns:cx1="http://schemas.microsoft.com/office/drawing/2015/9/8/chartex" xmlns:cx2="http://schemas.microsoft.com/office/drawing/2015/10/21/chartex" xmlns:cx3="http://schemas.microsoft.com/office/drawing/2016/5/9/chartex" xmlns:cx4="http://schemas.microsoft.com/office/drawing/2016/5/10/chartex" xmlns:cx5="http://schemas.microsoft.com/office/drawing/2016/5/11/chartex" xmlns:cx6="http://schemas.microsoft.com/office/drawing/2016/5/12/chartex" xmlns:cx7="http://schemas.microsoft.com/office/drawing/2016/5/13/chartex" xmlns:cx8="http://schemas.microsoft.com/office/drawing/2016/5/14/chartex" xmlns:mc="http://schemas.openxmlformats.org/markup-compatibility/2006" xmlns:aink="http://schemas.microsoft.com/office/drawing/2016/ink" xmlns:am3d="http://schemas.microsoft.com/office/drawing/2017/model3d" xmlns:o="urn:schemas-microsoft-com:office:office" xmlns:oel="http://schemas.microsoft.com/office/2019/extlst" xmlns:r="http://schemas.openxmlformats.org/officeDocument/2006/relationships" xmlns:m="http://schemas.openxmlformats.org/officeDocument/2006/math" xmlns:v="urn:schemas-microsoft-com:vml" xmlns:wp14="http://schemas.microsoft.com/office/word/2010/wordprocessingDrawing" xmlns:wp="http://schemas.openxmlformats.org/drawingml/2006/wordprocessingDrawing" xmlns:w10="urn:schemas-microsoft-com:office:word" xmlns:w="http://schemas.openxmlformats.org/wordprocessingml/2006/main" xmlns:w14="http://schemas.microsoft.com/office/word/2010/wordml" xmlns:w15="http://schemas.microsoft.com/office/word/2012/wordml" xmlns:w16cex="http://schemas.microsoft.com/office/word/2018/wordml/cex" xmlns:w16cid="http://schemas.microsoft.com/office/word/2016/wordml/cid" xmlns:w16="http://schemas.microsoft.com/office/word/2018/wordml" xmlns:w16du="http://schemas.microsoft.com/office/word/2023/wordml/word16du" xmlns:w16sdtdh="http://schemas.microsoft.com/office/word/2020/wordml/sdtdatahash" xmlns:w16se="http://schemas.microsoft.com/office/word/2015/wordml/symex" xmlns:wpg="http://schemas.microsoft.com/office/word/2010/wordprocessingGroup" xmlns:wpi="http://schemas.microsoft.com/office/word/2010/wordprocessingInk" xmlns:wne="http://schemas.microsoft.com/office/word/2006/wordml" xmlns:wps="http://schemas.microsoft.com/office/word/2010/wordprocessingShape" mc:Ignorable="w14 w15 w16se w16cid w16 w16cex w16sdtdh w16du wp14">
+<w:numbering xmlns:wpc="http://schemas.microsoft.com/office/word/2010/wordprocessingCanvas" xmlns:cx="http://schemas.microsoft.com/office/drawing/2014/chartex" xmlns:cx1="http://schemas.microsoft.com/office/drawing/2015/9/8/chartex" xmlns:cx2="http://schemas.microsoft.com/office/drawing/2015/10/21/chartex" xmlns:cx3="http://schemas.microsoft.com/office/drawing/2016/5/9/chartex" xmlns:cx4="http://schemas.microsoft.com/office/drawing/2016/5/10/chartex" xmlns:cx5="http://schemas.microsoft.com/office/drawing/2016/5/11/chartex" xmlns:cx6="http://schemas.microsoft.com/office/drawing/2016/5/12/chartex" xmlns:cx7="http://schemas.microsoft.com/office/drawing/2016/5/13/chartex" xmlns:cx8="http://schemas.microsoft.com/office/drawing/2016/5/14/chartex" xmlns:mc="http://schemas.openxmlformats.org/markup-compatibility/2006" xmlns:aink="http://schemas.microsoft.com/office/drawing/2016/ink" xmlns:am3d="http://schemas.microsoft.com/office/drawing/2017/model3d" xmlns:o="urn:schemas-microsoft-com:office:office" xmlns:oel="http://schemas.microsoft.com/office/2019/extlst" xmlns:r="http://schemas.openxmlformats.org/officeDocument/2006/relationships" xmlns:m="http://schemas.openxmlformats.org/officeDocument/2006/math" xmlns:v="urn:schemas-microsoft-com:vml" xmlns:wp14="http://schemas.microsoft.com/office/word/2010/wordprocessingDrawing" xmlns:wp="http://schemas.openxmlformats.org/drawingml/2006/wordprocessingDrawing" xmlns:w10="urn:schemas-microsoft-com:office:word" xmlns:w="http://schemas.openxmlformats.org/wordprocessingml/2006/main" xmlns:w14="http://schemas.microsoft.com/office/word/2010/wordml" xmlns:w15="http://schemas.microsoft.com/office/word/2012/wordml" xmlns:w16cex="http://schemas.microsoft.com/office/word/2018/wordml/cex" xmlns:w16cid="http://schemas.microsoft.com/office/word/2016/wordml/cid" xmlns:w16="http://schemas.microsoft.com/office/word/2018/wordml" xmlns:w16du="http://schemas.microsoft.com/office/word/2023/wordml/word16du" xmlns:w16sdtdh="http://schemas.microsoft.com/office/word/2020/wordml/sdtdatahash" xmlns:w16sdtfl="http://schemas.microsoft.com/office/word/2024/wordml/sdtformatlock" xmlns:w16se="http://schemas.microsoft.com/office/word/2015/wordml/symex" xmlns:wpg="http://schemas.microsoft.com/office/word/2010/wordprocessingGroup" xmlns:wpi="http://schemas.microsoft.com/office/word/2010/wordprocessingInk" xmlns:wne="http://schemas.microsoft.com/office/word/2006/wordml" xmlns:wps="http://schemas.microsoft.com/office/word/2010/wordprocessingShape" mc:Ignorable="w14 w15 w16se w16cid w16 w16cex w16sdtdh w16sdtfl w16du wp14">
   <w:abstractNum w:abstractNumId="0" w15:restartNumberingAfterBreak="0">
     <w:nsid w:val="0836350C"/>
     <w:multiLevelType w:val="hybridMultilevel"/>
@@ -6981,7 +7054,7 @@
 </file>
 
 <file path=word/styles.xml><?xml version="1.0" encoding="utf-8"?>
-<w:styles xmlns:mc="http://schemas.openxmlformats.org/markup-compatibility/2006" xmlns:r="http://schemas.openxmlformats.org/officeDocument/2006/relationships" xmlns:w="http://schemas.openxmlformats.org/wordprocessingml/2006/main" xmlns:w14="http://schemas.microsoft.com/office/word/2010/wordml" xmlns:w15="http://schemas.microsoft.com/office/word/2012/wordml" xmlns:w16cex="http://schemas.microsoft.com/office/word/2018/wordml/cex" xmlns:w16cid="http://schemas.microsoft.com/office/word/2016/wordml/cid" xmlns:w16="http://schemas.microsoft.com/office/word/2018/wordml" xmlns:w16du="http://schemas.microsoft.com/office/word/2023/wordml/word16du" xmlns:w16sdtdh="http://schemas.microsoft.com/office/word/2020/wordml/sdtdatahash" xmlns:w16se="http://schemas.microsoft.com/office/word/2015/wordml/symex" mc:Ignorable="w14 w15 w16se w16cid w16 w16cex w16sdtdh w16du">
+<w:styles xmlns:mc="http://schemas.openxmlformats.org/markup-compatibility/2006" xmlns:r="http://schemas.openxmlformats.org/officeDocument/2006/relationships" xmlns:w="http://schemas.openxmlformats.org/wordprocessingml/2006/main" xmlns:w14="http://schemas.microsoft.com/office/word/2010/wordml" xmlns:w15="http://schemas.microsoft.com/office/word/2012/wordml" xmlns:w16cex="http://schemas.microsoft.com/office/word/2018/wordml/cex" xmlns:w16cid="http://schemas.microsoft.com/office/word/2016/wordml/cid" xmlns:w16="http://schemas.microsoft.com/office/word/2018/wordml" xmlns:w16du="http://schemas.microsoft.com/office/word/2023/wordml/word16du" xmlns:w16sdtdh="http://schemas.microsoft.com/office/word/2020/wordml/sdtdatahash" xmlns:w16sdtfl="http://schemas.microsoft.com/office/word/2024/wordml/sdtformatlock" xmlns:w16se="http://schemas.microsoft.com/office/word/2015/wordml/symex" mc:Ignorable="w14 w15 w16se w16cid w16 w16cex w16sdtdh w16sdtfl w16du">
   <w:docDefaults>
     <w:rPrDefault>
       <w:rPr>
